--- a/lessons/8-1/downloads/reveal/teacher/8.1-homework-packet.docx
+++ b/lessons/8-1/downloads/reveal/teacher/8.1-homework-packet.docx
@@ -15,10 +15,28 @@
         <w:rPr>
           <w:rFonts w:ascii="Avenir Next" w:hAnsi="Avenir Next" w:cs="Avenir Next" w:eastAsia="Avenir Next"/>
           <w:color w:val="1A1A1A"/>
+          <w:sz w:val="22"/>
+          <w:szCs w:val="20"/>
+        </w:rPr>
+        <w:t xml:space="preserve">Name</w:t>
+      </w:r>
+      <w:r>
+        <w:rPr>
+          <w:rFonts w:ascii="Avenir Next" w:hAnsi="Avenir Next" w:cs="Avenir Next" w:eastAsia="Avenir Next"/>
+          <w:color w:val="1A1A1A"/>
           <w:sz w:val="20"/>
           <w:szCs w:val="20"/>
         </w:rPr>
-        <w:t xml:space="preserve">Name</w:t>
+        <w:tab/>
+      </w:r>
+      <w:r>
+        <w:rPr>
+          <w:rFonts w:ascii="Avenir Next" w:hAnsi="Avenir Next" w:cs="Avenir Next" w:eastAsia="Avenir Next"/>
+          <w:color w:val="1A1A1A"/>
+          <w:sz w:val="22"/>
+          <w:szCs w:val="20"/>
+        </w:rPr>
+        <w:t xml:space="preserve">   Date</w:t>
       </w:r>
       <w:r>
         <w:rPr>
@@ -33,25 +51,7 @@
         <w:rPr>
           <w:rFonts w:ascii="Avenir Next" w:hAnsi="Avenir Next" w:cs="Avenir Next" w:eastAsia="Avenir Next"/>
           <w:color w:val="1A1A1A"/>
-          <w:sz w:val="20"/>
-          <w:szCs w:val="20"/>
-        </w:rPr>
-        <w:t xml:space="preserve">   Date</w:t>
-      </w:r>
-      <w:r>
-        <w:rPr>
-          <w:rFonts w:ascii="Avenir Next" w:hAnsi="Avenir Next" w:cs="Avenir Next" w:eastAsia="Avenir Next"/>
-          <w:color w:val="1A1A1A"/>
-          <w:sz w:val="20"/>
-          <w:szCs w:val="20"/>
-        </w:rPr>
-        <w:tab/>
-      </w:r>
-      <w:r>
-        <w:rPr>
-          <w:rFonts w:ascii="Avenir Next" w:hAnsi="Avenir Next" w:cs="Avenir Next" w:eastAsia="Avenir Next"/>
-          <w:color w:val="1A1A1A"/>
-          <w:sz w:val="20"/>
+          <w:sz w:val="22"/>
           <w:szCs w:val="20"/>
         </w:rPr>
         <w:t xml:space="preserve">   Period</w:t>
@@ -78,7 +78,7 @@
           <w:caps/>
           <w:color w:val="003A70"/>
           <w:spacing w:val="12"/>
-          <w:sz w:val="19"/>
+          <w:sz w:val="22"/>
           <w:szCs w:val="19"/>
         </w:rPr>
         <w:t xml:space="preserve">Lesson 8-1  ·  Homework Packet  ·  Sheet 1 of 2</w:t>
@@ -86,6 +86,7 @@
     </w:p>
     <w:p>
       <w:pPr>
+        <w:pStyle w:val="Heading1"/>
         <w:keepNext/>
         <w:spacing w:before="0" w:after="0" w:line="240" w:lineRule="auto"/>
       </w:pPr>
@@ -111,7 +112,7 @@
         <w:rPr>
           <w:rFonts w:ascii="Avenir Next" w:hAnsi="Avenir Next" w:cs="Avenir Next" w:eastAsia="Avenir Next"/>
           <w:color w:val="5A5F66"/>
-          <w:sz w:val="17"/>
+          <w:sz w:val="22"/>
           <w:szCs w:val="17"/>
         </w:rPr>
         <w:t xml:space="preserve">Maryland Standard 6.EE.B.5   ·   Learning target — I can check whether a value is a solution of an equation by substituting it.</w:t>
@@ -158,6 +159,7 @@
           </w:tcPr>
           <w:p>
             <w:pPr>
+              <w:pStyle w:val="Heading2"/>
               <w:spacing w:before="0" w:after="0" w:line="240" w:lineRule="auto"/>
             </w:pPr>
             <w:r>
@@ -185,63 +187,63 @@
                 <w:rFonts w:ascii="Avenir Next" w:hAnsi="Avenir Next" w:cs="Avenir Next" w:eastAsia="Avenir Next"/>
                 <w:b/>
                 <w:color w:val="003A70"/>
+                <w:sz w:val="22"/>
+                <w:szCs w:val="18"/>
+              </w:rPr>
+              <w:t xml:space="preserve">•</w:t>
+            </w:r>
+            <w:r>
+              <w:rPr>
+                <w:rFonts w:ascii="Avenir Next" w:hAnsi="Avenir Next" w:cs="Avenir Next" w:eastAsia="Avenir Next"/>
+                <w:color w:val="1A1A1A"/>
                 <w:sz w:val="18"/>
                 <w:szCs w:val="18"/>
               </w:rPr>
-              <w:t xml:space="preserve">•</w:t>
-            </w:r>
-            <w:r>
-              <w:rPr>
-                <w:rFonts w:ascii="Avenir Next" w:hAnsi="Avenir Next" w:cs="Avenir Next" w:eastAsia="Avenir Next"/>
-                <w:color w:val="1A1A1A"/>
-                <w:sz w:val="18"/>
+              <w:tab/>
+            </w:r>
+            <w:r>
+              <w:rPr>
+                <w:rFonts w:ascii="Avenir Next" w:hAnsi="Avenir Next" w:cs="Avenir Next" w:eastAsia="Avenir Next"/>
+                <w:color w:val="1A1A1A"/>
+                <w:sz w:val="22"/>
                 <w:szCs w:val="18"/>
               </w:rPr>
-              <w:tab/>
-            </w:r>
-            <w:r>
-              <w:rPr>
-                <w:rFonts w:ascii="Avenir Next" w:hAnsi="Avenir Next" w:cs="Avenir Next" w:eastAsia="Avenir Next"/>
-                <w:color w:val="1A1A1A"/>
-                <w:sz w:val="18"/>
+              <w:t xml:space="preserve">A </w:t>
+            </w:r>
+            <w:r>
+              <w:rPr>
+                <w:rFonts w:ascii="Avenir Next" w:hAnsi="Avenir Next" w:cs="Avenir Next" w:eastAsia="Avenir Next"/>
+                <w:b/>
+                <w:color w:val="1A1A1A"/>
+                <w:sz w:val="22"/>
                 <w:szCs w:val="18"/>
               </w:rPr>
-              <w:t xml:space="preserve">A </w:t>
+              <w:t xml:space="preserve">solution</w:t>
+            </w:r>
+            <w:r>
+              <w:rPr>
+                <w:rFonts w:ascii="Avenir Next" w:hAnsi="Avenir Next" w:cs="Avenir Next" w:eastAsia="Avenir Next"/>
+                <w:color w:val="1A1A1A"/>
+                <w:sz w:val="22"/>
+                <w:szCs w:val="18"/>
+              </w:rPr>
+              <w:t xml:space="preserve"> is a value of the variable that makes an equation </w:t>
             </w:r>
             <w:r>
               <w:rPr>
                 <w:rFonts w:ascii="Avenir Next" w:hAnsi="Avenir Next" w:cs="Avenir Next" w:eastAsia="Avenir Next"/>
                 <w:b/>
                 <w:color w:val="1A1A1A"/>
-                <w:sz w:val="18"/>
+                <w:sz w:val="22"/>
                 <w:szCs w:val="18"/>
               </w:rPr>
-              <w:t xml:space="preserve">solution</w:t>
-            </w:r>
-            <w:r>
-              <w:rPr>
-                <w:rFonts w:ascii="Avenir Next" w:hAnsi="Avenir Next" w:cs="Avenir Next" w:eastAsia="Avenir Next"/>
-                <w:color w:val="1A1A1A"/>
-                <w:sz w:val="18"/>
-                <w:szCs w:val="18"/>
-              </w:rPr>
-              <w:t xml:space="preserve"> is a value of the variable that makes an equation </w:t>
-            </w:r>
-            <w:r>
-              <w:rPr>
-                <w:rFonts w:ascii="Avenir Next" w:hAnsi="Avenir Next" w:cs="Avenir Next" w:eastAsia="Avenir Next"/>
-                <w:b/>
-                <w:color w:val="1A1A1A"/>
-                <w:sz w:val="18"/>
-                <w:szCs w:val="18"/>
-              </w:rPr>
               <w:t xml:space="preserve">true</w:t>
             </w:r>
             <w:r>
               <w:rPr>
                 <w:rFonts w:ascii="Avenir Next" w:hAnsi="Avenir Next" w:cs="Avenir Next" w:eastAsia="Avenir Next"/>
                 <w:color w:val="1A1A1A"/>
-                <w:sz w:val="18"/>
+                <w:sz w:val="22"/>
                 <w:szCs w:val="18"/>
               </w:rPr>
               <w:t xml:space="preserve">.</w:t>
@@ -260,44 +262,44 @@
                 <w:rFonts w:ascii="Avenir Next" w:hAnsi="Avenir Next" w:cs="Avenir Next" w:eastAsia="Avenir Next"/>
                 <w:b/>
                 <w:color w:val="003A70"/>
+                <w:sz w:val="22"/>
+                <w:szCs w:val="18"/>
+              </w:rPr>
+              <w:t xml:space="preserve">•</w:t>
+            </w:r>
+            <w:r>
+              <w:rPr>
+                <w:rFonts w:ascii="Avenir Next" w:hAnsi="Avenir Next" w:cs="Avenir Next" w:eastAsia="Avenir Next"/>
+                <w:color w:val="1A1A1A"/>
                 <w:sz w:val="18"/>
                 <w:szCs w:val="18"/>
               </w:rPr>
-              <w:t xml:space="preserve">•</w:t>
-            </w:r>
-            <w:r>
-              <w:rPr>
-                <w:rFonts w:ascii="Avenir Next" w:hAnsi="Avenir Next" w:cs="Avenir Next" w:eastAsia="Avenir Next"/>
-                <w:color w:val="1A1A1A"/>
-                <w:sz w:val="18"/>
+              <w:tab/>
+            </w:r>
+            <w:r>
+              <w:rPr>
+                <w:rFonts w:ascii="Avenir Next" w:hAnsi="Avenir Next" w:cs="Avenir Next" w:eastAsia="Avenir Next"/>
+                <w:color w:val="1A1A1A"/>
+                <w:sz w:val="22"/>
                 <w:szCs w:val="18"/>
               </w:rPr>
-              <w:tab/>
-            </w:r>
-            <w:r>
-              <w:rPr>
-                <w:rFonts w:ascii="Avenir Next" w:hAnsi="Avenir Next" w:cs="Avenir Next" w:eastAsia="Avenir Next"/>
-                <w:color w:val="1A1A1A"/>
-                <w:sz w:val="18"/>
+              <w:t xml:space="preserve">To check a value, </w:t>
+            </w:r>
+            <w:r>
+              <w:rPr>
+                <w:rFonts w:ascii="Avenir Next" w:hAnsi="Avenir Next" w:cs="Avenir Next" w:eastAsia="Avenir Next"/>
+                <w:b/>
+                <w:color w:val="1A1A1A"/>
+                <w:sz w:val="22"/>
                 <w:szCs w:val="18"/>
               </w:rPr>
-              <w:t xml:space="preserve">To check a value, </w:t>
-            </w:r>
-            <w:r>
-              <w:rPr>
-                <w:rFonts w:ascii="Avenir Next" w:hAnsi="Avenir Next" w:cs="Avenir Next" w:eastAsia="Avenir Next"/>
-                <w:b/>
-                <w:color w:val="1A1A1A"/>
-                <w:sz w:val="18"/>
-                <w:szCs w:val="18"/>
-              </w:rPr>
               <w:t xml:space="preserve">substitute</w:t>
             </w:r>
             <w:r>
               <w:rPr>
                 <w:rFonts w:ascii="Avenir Next" w:hAnsi="Avenir Next" w:cs="Avenir Next" w:eastAsia="Avenir Next"/>
                 <w:color w:val="1A1A1A"/>
-                <w:sz w:val="18"/>
+                <w:sz w:val="22"/>
                 <w:szCs w:val="18"/>
               </w:rPr>
               <w:t xml:space="preserve"> it for the variable. Then compare the two sides.</w:t>
@@ -316,44 +318,44 @@
                 <w:rFonts w:ascii="Avenir Next" w:hAnsi="Avenir Next" w:cs="Avenir Next" w:eastAsia="Avenir Next"/>
                 <w:b/>
                 <w:color w:val="003A70"/>
+                <w:sz w:val="22"/>
+                <w:szCs w:val="18"/>
+              </w:rPr>
+              <w:t xml:space="preserve">•</w:t>
+            </w:r>
+            <w:r>
+              <w:rPr>
+                <w:rFonts w:ascii="Avenir Next" w:hAnsi="Avenir Next" w:cs="Avenir Next" w:eastAsia="Avenir Next"/>
+                <w:color w:val="1A1A1A"/>
                 <w:sz w:val="18"/>
                 <w:szCs w:val="18"/>
               </w:rPr>
-              <w:t xml:space="preserve">•</w:t>
-            </w:r>
-            <w:r>
-              <w:rPr>
-                <w:rFonts w:ascii="Avenir Next" w:hAnsi="Avenir Next" w:cs="Avenir Next" w:eastAsia="Avenir Next"/>
-                <w:color w:val="1A1A1A"/>
-                <w:sz w:val="18"/>
+              <w:tab/>
+            </w:r>
+            <w:r>
+              <w:rPr>
+                <w:rFonts w:ascii="Avenir Next" w:hAnsi="Avenir Next" w:cs="Avenir Next" w:eastAsia="Avenir Next"/>
+                <w:color w:val="1A1A1A"/>
+                <w:sz w:val="22"/>
                 <w:szCs w:val="18"/>
               </w:rPr>
-              <w:tab/>
-            </w:r>
-            <w:r>
-              <w:rPr>
-                <w:rFonts w:ascii="Avenir Next" w:hAnsi="Avenir Next" w:cs="Avenir Next" w:eastAsia="Avenir Next"/>
-                <w:color w:val="1A1A1A"/>
-                <w:sz w:val="18"/>
+              <w:t xml:space="preserve">If the two sides are not equal, the value is </w:t>
+            </w:r>
+            <w:r>
+              <w:rPr>
+                <w:rFonts w:ascii="Avenir Next" w:hAnsi="Avenir Next" w:cs="Avenir Next" w:eastAsia="Avenir Next"/>
+                <w:b/>
+                <w:color w:val="1A1A1A"/>
+                <w:sz w:val="22"/>
                 <w:szCs w:val="18"/>
               </w:rPr>
-              <w:t xml:space="preserve">If the two sides are not equal, the value is </w:t>
-            </w:r>
-            <w:r>
-              <w:rPr>
-                <w:rFonts w:ascii="Avenir Next" w:hAnsi="Avenir Next" w:cs="Avenir Next" w:eastAsia="Avenir Next"/>
-                <w:b/>
-                <w:color w:val="1A1A1A"/>
-                <w:sz w:val="18"/>
-                <w:szCs w:val="18"/>
-              </w:rPr>
               <w:t xml:space="preserve">not</w:t>
             </w:r>
             <w:r>
               <w:rPr>
                 <w:rFonts w:ascii="Avenir Next" w:hAnsi="Avenir Next" w:cs="Avenir Next" w:eastAsia="Avenir Next"/>
                 <w:color w:val="1A1A1A"/>
-                <w:sz w:val="18"/>
+                <w:sz w:val="22"/>
                 <w:szCs w:val="18"/>
               </w:rPr>
               <w:t xml:space="preserve"> a solution.</w:t>
@@ -368,6 +370,7 @@
           </w:tcPr>
           <w:p>
             <w:pPr>
+              <w:pStyle w:val="Heading2"/>
               <w:spacing w:before="0" w:after="0" w:line="240" w:lineRule="auto"/>
             </w:pPr>
             <w:r>
@@ -390,7 +393,7 @@
               <w:rPr>
                 <w:rFonts w:ascii="Avenir Next" w:hAnsi="Avenir Next" w:cs="Avenir Next" w:eastAsia="Avenir Next"/>
                 <w:color w:val="1A1A1A"/>
-                <w:sz w:val="17"/>
+                <w:sz w:val="22"/>
                 <w:szCs w:val="17"/>
               </w:rPr>
               <w:t xml:space="preserve">Is </w:t>
@@ -400,7 +403,7 @@
                 <w:rFonts w:ascii="Avenir Next" w:hAnsi="Avenir Next" w:cs="Avenir Next" w:eastAsia="Avenir Next"/>
                 <w:i/>
                 <w:color w:val="1A1A1A"/>
-                <w:sz w:val="17"/>
+                <w:sz w:val="22"/>
                 <w:szCs w:val="17"/>
               </w:rPr>
               <w:t xml:space="preserve">n</w:t>
@@ -409,7 +412,7 @@
               <w:rPr>
                 <w:rFonts w:ascii="Avenir Next" w:hAnsi="Avenir Next" w:cs="Avenir Next" w:eastAsia="Avenir Next"/>
                 <w:color w:val="1A1A1A"/>
-                <w:sz w:val="17"/>
+                <w:sz w:val="22"/>
                 <w:szCs w:val="17"/>
               </w:rPr>
               <w:t xml:space="preserve"> = 14 a solution of </w:t>
@@ -419,7 +422,7 @@
                 <w:rFonts w:ascii="Avenir Next" w:hAnsi="Avenir Next" w:cs="Avenir Next" w:eastAsia="Avenir Next"/>
                 <w:i/>
                 <w:color w:val="1A1A1A"/>
-                <w:sz w:val="17"/>
+                <w:sz w:val="22"/>
                 <w:szCs w:val="17"/>
               </w:rPr>
               <w:t xml:space="preserve">n</w:t>
@@ -428,7 +431,7 @@
               <w:rPr>
                 <w:rFonts w:ascii="Avenir Next" w:hAnsi="Avenir Next" w:cs="Avenir Next" w:eastAsia="Avenir Next"/>
                 <w:color w:val="1A1A1A"/>
-                <w:sz w:val="17"/>
+                <w:sz w:val="22"/>
                 <w:szCs w:val="17"/>
               </w:rPr>
               <w:t xml:space="preserve"> + 9 = 23?</w:t>
@@ -447,44 +450,44 @@
                 <w:rFonts w:ascii="Avenir Next" w:hAnsi="Avenir Next" w:cs="Avenir Next" w:eastAsia="Avenir Next"/>
                 <w:b/>
                 <w:color w:val="003A70"/>
+                <w:sz w:val="22"/>
+                <w:szCs w:val="17"/>
+              </w:rPr>
+              <w:t xml:space="preserve">Step 1</w:t>
+            </w:r>
+            <w:r>
+              <w:rPr>
+                <w:rFonts w:ascii="Avenir Next" w:hAnsi="Avenir Next" w:cs="Avenir Next" w:eastAsia="Avenir Next"/>
+                <w:color w:val="1A1A1A"/>
                 <w:sz w:val="17"/>
                 <w:szCs w:val="17"/>
               </w:rPr>
-              <w:t xml:space="preserve">Step 1</w:t>
-            </w:r>
-            <w:r>
-              <w:rPr>
-                <w:rFonts w:ascii="Avenir Next" w:hAnsi="Avenir Next" w:cs="Avenir Next" w:eastAsia="Avenir Next"/>
-                <w:color w:val="1A1A1A"/>
-                <w:sz w:val="17"/>
+              <w:tab/>
+            </w:r>
+            <w:r>
+              <w:rPr>
+                <w:rFonts w:ascii="Avenir Next" w:hAnsi="Avenir Next" w:cs="Avenir Next" w:eastAsia="Avenir Next"/>
+                <w:color w:val="1A1A1A"/>
+                <w:sz w:val="22"/>
                 <w:szCs w:val="17"/>
               </w:rPr>
-              <w:tab/>
-            </w:r>
-            <w:r>
-              <w:rPr>
-                <w:rFonts w:ascii="Avenir Next" w:hAnsi="Avenir Next" w:cs="Avenir Next" w:eastAsia="Avenir Next"/>
-                <w:color w:val="1A1A1A"/>
-                <w:sz w:val="17"/>
+              <w:t xml:space="preserve">Replace </w:t>
+            </w:r>
+            <w:r>
+              <w:rPr>
+                <w:rFonts w:ascii="Avenir Next" w:hAnsi="Avenir Next" w:cs="Avenir Next" w:eastAsia="Avenir Next"/>
+                <w:i/>
+                <w:color w:val="1A1A1A"/>
+                <w:sz w:val="22"/>
                 <w:szCs w:val="17"/>
               </w:rPr>
-              <w:t xml:space="preserve">Replace </w:t>
-            </w:r>
-            <w:r>
-              <w:rPr>
-                <w:rFonts w:ascii="Avenir Next" w:hAnsi="Avenir Next" w:cs="Avenir Next" w:eastAsia="Avenir Next"/>
-                <w:i/>
-                <w:color w:val="1A1A1A"/>
-                <w:sz w:val="17"/>
-                <w:szCs w:val="17"/>
-              </w:rPr>
               <w:t xml:space="preserve">n</w:t>
             </w:r>
             <w:r>
               <w:rPr>
                 <w:rFonts w:ascii="Avenir Next" w:hAnsi="Avenir Next" w:cs="Avenir Next" w:eastAsia="Avenir Next"/>
                 <w:color w:val="1A1A1A"/>
-                <w:sz w:val="17"/>
+                <w:sz w:val="22"/>
                 <w:szCs w:val="17"/>
               </w:rPr>
               <w:t xml:space="preserve"> with 14: 14 + 9 = 23</w:t>
@@ -503,25 +506,25 @@
                 <w:rFonts w:ascii="Avenir Next" w:hAnsi="Avenir Next" w:cs="Avenir Next" w:eastAsia="Avenir Next"/>
                 <w:b/>
                 <w:color w:val="003A70"/>
+                <w:sz w:val="22"/>
+                <w:szCs w:val="17"/>
+              </w:rPr>
+              <w:t xml:space="preserve">Step 2</w:t>
+            </w:r>
+            <w:r>
+              <w:rPr>
+                <w:rFonts w:ascii="Avenir Next" w:hAnsi="Avenir Next" w:cs="Avenir Next" w:eastAsia="Avenir Next"/>
+                <w:color w:val="1A1A1A"/>
                 <w:sz w:val="17"/>
                 <w:szCs w:val="17"/>
               </w:rPr>
-              <w:t xml:space="preserve">Step 2</w:t>
-            </w:r>
-            <w:r>
-              <w:rPr>
-                <w:rFonts w:ascii="Avenir Next" w:hAnsi="Avenir Next" w:cs="Avenir Next" w:eastAsia="Avenir Next"/>
-                <w:color w:val="1A1A1A"/>
-                <w:sz w:val="17"/>
-                <w:szCs w:val="17"/>
-              </w:rPr>
               <w:tab/>
             </w:r>
             <w:r>
               <w:rPr>
                 <w:rFonts w:ascii="Avenir Next" w:hAnsi="Avenir Next" w:cs="Avenir Next" w:eastAsia="Avenir Next"/>
                 <w:color w:val="1A1A1A"/>
-                <w:sz w:val="17"/>
+                <w:sz w:val="22"/>
                 <w:szCs w:val="17"/>
               </w:rPr>
               <w:t xml:space="preserve">Compare: 23 = 23. Both sides match.</w:t>
@@ -540,18 +543,18 @@
                 <w:rFonts w:ascii="Avenir Next" w:hAnsi="Avenir Next" w:cs="Avenir Next" w:eastAsia="Avenir Next"/>
                 <w:b/>
                 <w:color w:val="1A1A1A"/>
+                <w:sz w:val="22"/>
+                <w:szCs w:val="17"/>
+              </w:rPr>
+              <w:t xml:space="preserve">Answer</w:t>
+            </w:r>
+            <w:r>
+              <w:rPr>
+                <w:rFonts w:ascii="Avenir Next" w:hAnsi="Avenir Next" w:cs="Avenir Next" w:eastAsia="Avenir Next"/>
+                <w:color w:val="1A1A1A"/>
                 <w:sz w:val="17"/>
                 <w:szCs w:val="17"/>
               </w:rPr>
-              <w:t xml:space="preserve">Answer</w:t>
-            </w:r>
-            <w:r>
-              <w:rPr>
-                <w:rFonts w:ascii="Avenir Next" w:hAnsi="Avenir Next" w:cs="Avenir Next" w:eastAsia="Avenir Next"/>
-                <w:color w:val="1A1A1A"/>
-                <w:sz w:val="17"/>
-                <w:szCs w:val="17"/>
-              </w:rPr>
               <w:tab/>
             </w:r>
             <w:r>
@@ -559,7 +562,7 @@
                 <w:rFonts w:ascii="Avenir Next" w:hAnsi="Avenir Next" w:cs="Avenir Next" w:eastAsia="Avenir Next"/>
                 <w:b/>
                 <w:color w:val="1A1A1A"/>
-                <w:sz w:val="17"/>
+                <w:sz w:val="22"/>
                 <w:szCs w:val="17"/>
               </w:rPr>
               <w:t xml:space="preserve">Yes, </w:t>
@@ -570,7 +573,7 @@
                 <w:b/>
                 <w:i/>
                 <w:color w:val="1A1A1A"/>
-                <w:sz w:val="17"/>
+                <w:sz w:val="22"/>
                 <w:szCs w:val="17"/>
               </w:rPr>
               <w:t xml:space="preserve">n</w:t>
@@ -580,7 +583,7 @@
                 <w:rFonts w:ascii="Avenir Next" w:hAnsi="Avenir Next" w:cs="Avenir Next" w:eastAsia="Avenir Next"/>
                 <w:b/>
                 <w:color w:val="1A1A1A"/>
-                <w:sz w:val="17"/>
+                <w:sz w:val="22"/>
                 <w:szCs w:val="17"/>
               </w:rPr>
               <w:t xml:space="preserve"> = 14 is a solution.</w:t>
@@ -591,6 +594,7 @@
     </w:tbl>
     <w:p>
       <w:pPr>
+        <w:pStyle w:val="Heading2"/>
         <w:keepNext/>
         <w:pBdr>
           <w:bottom w:val="single" w:sz="8" w:space="3" w:color="003A70"/>
@@ -606,7 +610,7 @@
           <w:b/>
           <w:color w:val="003A70"/>
           <w:spacing w:val="14"/>
-          <w:sz w:val="19"/>
+          <w:sz w:val="22"/>
           <w:szCs w:val="19"/>
         </w:rPr>
         <w:t xml:space="preserve">PRACTICE</w:t>
@@ -625,7 +629,7 @@
           <w:rFonts w:ascii="Avenir Next" w:hAnsi="Avenir Next" w:cs="Avenir Next" w:eastAsia="Avenir Next"/>
           <w:i/>
           <w:color w:val="5A5F66"/>
-          <w:sz w:val="17"/>
+          <w:sz w:val="22"/>
           <w:szCs w:val="17"/>
         </w:rPr>
         <w:t xml:space="preserve">show your work · label units</w:t>
@@ -645,25 +649,25 @@
           <w:rFonts w:ascii="Avenir Next" w:hAnsi="Avenir Next" w:cs="Avenir Next" w:eastAsia="Avenir Next"/>
           <w:b/>
           <w:color w:val="1A1A1A"/>
+          <w:sz w:val="22"/>
+          <w:szCs w:val="20"/>
+        </w:rPr>
+        <w:t xml:space="preserve">1.</w:t>
+      </w:r>
+      <w:r>
+        <w:rPr>
+          <w:rFonts w:ascii="Avenir Next" w:hAnsi="Avenir Next" w:cs="Avenir Next" w:eastAsia="Avenir Next"/>
+          <w:color w:val="1A1A1A"/>
           <w:sz w:val="20"/>
           <w:szCs w:val="20"/>
         </w:rPr>
-        <w:t xml:space="preserve">1.</w:t>
-      </w:r>
-      <w:r>
-        <w:rPr>
-          <w:rFonts w:ascii="Avenir Next" w:hAnsi="Avenir Next" w:cs="Avenir Next" w:eastAsia="Avenir Next"/>
-          <w:color w:val="1A1A1A"/>
-          <w:sz w:val="20"/>
-          <w:szCs w:val="20"/>
-        </w:rPr>
         <w:tab/>
       </w:r>
       <w:r>
         <w:rPr>
           <w:rFonts w:ascii="Avenir Next" w:hAnsi="Avenir Next" w:cs="Avenir Next" w:eastAsia="Avenir Next"/>
           <w:color w:val="1A1A1A"/>
-          <w:sz w:val="20"/>
+          <w:sz w:val="22"/>
           <w:szCs w:val="20"/>
         </w:rPr>
         <w:t xml:space="preserve">Substitute the value. Write </w:t>
@@ -673,7 +677,7 @@
           <w:rFonts w:ascii="Avenir Next" w:hAnsi="Avenir Next" w:cs="Avenir Next" w:eastAsia="Avenir Next"/>
           <w:b/>
           <w:color w:val="1A1A1A"/>
-          <w:sz w:val="20"/>
+          <w:sz w:val="22"/>
           <w:szCs w:val="20"/>
         </w:rPr>
         <w:t xml:space="preserve">T</w:t>
@@ -682,7 +686,7 @@
         <w:rPr>
           <w:rFonts w:ascii="Avenir Next" w:hAnsi="Avenir Next" w:cs="Avenir Next" w:eastAsia="Avenir Next"/>
           <w:color w:val="1A1A1A"/>
-          <w:sz w:val="20"/>
+          <w:sz w:val="22"/>
           <w:szCs w:val="20"/>
         </w:rPr>
         <w:t xml:space="preserve"> for true or </w:t>
@@ -692,7 +696,7 @@
           <w:rFonts w:ascii="Avenir Next" w:hAnsi="Avenir Next" w:cs="Avenir Next" w:eastAsia="Avenir Next"/>
           <w:b/>
           <w:color w:val="1A1A1A"/>
-          <w:sz w:val="20"/>
+          <w:sz w:val="22"/>
           <w:szCs w:val="20"/>
         </w:rPr>
         <w:t xml:space="preserve">F</w:t>
@@ -701,7 +705,7 @@
         <w:rPr>
           <w:rFonts w:ascii="Avenir Next" w:hAnsi="Avenir Next" w:cs="Avenir Next" w:eastAsia="Avenir Next"/>
           <w:color w:val="1A1A1A"/>
-          <w:sz w:val="20"/>
+          <w:sz w:val="22"/>
           <w:szCs w:val="20"/>
         </w:rPr>
         <w:t xml:space="preserve"> for false.</w:t>
@@ -757,18 +761,18 @@
                 <w:rFonts w:ascii="Avenir Next" w:hAnsi="Avenir Next" w:cs="Avenir Next" w:eastAsia="Avenir Next"/>
                 <w:b/>
                 <w:color w:val="003A70"/>
+                <w:sz w:val="22"/>
+                <w:szCs w:val="20"/>
+              </w:rPr>
+              <w:t xml:space="preserve">a.</w:t>
+            </w:r>
+            <w:r>
+              <w:rPr>
+                <w:rFonts w:ascii="Avenir Next" w:hAnsi="Avenir Next" w:cs="Avenir Next" w:eastAsia="Avenir Next"/>
+                <w:color w:val="1A1A1A"/>
                 <w:sz w:val="20"/>
                 <w:szCs w:val="20"/>
               </w:rPr>
-              <w:t xml:space="preserve">a.</w:t>
-            </w:r>
-            <w:r>
-              <w:rPr>
-                <w:rFonts w:ascii="Avenir Next" w:hAnsi="Avenir Next" w:cs="Avenir Next" w:eastAsia="Avenir Next"/>
-                <w:color w:val="1A1A1A"/>
-                <w:sz w:val="20"/>
-                <w:szCs w:val="20"/>
-              </w:rPr>
               <w:tab/>
             </w:r>
             <w:r>
@@ -776,7 +780,7 @@
                 <w:rFonts w:ascii="Avenir Next" w:hAnsi="Avenir Next" w:cs="Avenir Next" w:eastAsia="Avenir Next"/>
                 <w:i/>
                 <w:color w:val="1A1A1A"/>
-                <w:sz w:val="20"/>
+                <w:sz w:val="22"/>
                 <w:szCs w:val="20"/>
               </w:rPr>
               <w:t xml:space="preserve">y</w:t>
@@ -785,7 +789,7 @@
               <w:rPr>
                 <w:rFonts w:ascii="Avenir Next" w:hAnsi="Avenir Next" w:cs="Avenir Next" w:eastAsia="Avenir Next"/>
                 <w:color w:val="1A1A1A"/>
-                <w:sz w:val="20"/>
+                <w:sz w:val="22"/>
                 <w:szCs w:val="20"/>
               </w:rPr>
               <w:t xml:space="preserve"> + 8 = 20  (</w:t>
@@ -795,7 +799,7 @@
                 <w:rFonts w:ascii="Avenir Next" w:hAnsi="Avenir Next" w:cs="Avenir Next" w:eastAsia="Avenir Next"/>
                 <w:i/>
                 <w:color w:val="1A1A1A"/>
-                <w:sz w:val="20"/>
+                <w:sz w:val="22"/>
                 <w:szCs w:val="20"/>
               </w:rPr>
               <w:t xml:space="preserve">y</w:t>
@@ -804,7 +808,7 @@
               <w:rPr>
                 <w:rFonts w:ascii="Avenir Next" w:hAnsi="Avenir Next" w:cs="Avenir Next" w:eastAsia="Avenir Next"/>
                 <w:color w:val="1A1A1A"/>
-                <w:sz w:val="20"/>
+                <w:sz w:val="22"/>
                 <w:szCs w:val="20"/>
               </w:rPr>
               <w:t xml:space="preserve"> = 12)</w:t>
@@ -848,25 +852,25 @@
                 <w:rFonts w:ascii="Avenir Next" w:hAnsi="Avenir Next" w:cs="Avenir Next" w:eastAsia="Avenir Next"/>
                 <w:b/>
                 <w:color w:val="003A70"/>
+                <w:sz w:val="22"/>
+                <w:szCs w:val="20"/>
+              </w:rPr>
+              <w:t xml:space="preserve">b.</w:t>
+            </w:r>
+            <w:r>
+              <w:rPr>
+                <w:rFonts w:ascii="Avenir Next" w:hAnsi="Avenir Next" w:cs="Avenir Next" w:eastAsia="Avenir Next"/>
+                <w:color w:val="1A1A1A"/>
                 <w:sz w:val="20"/>
                 <w:szCs w:val="20"/>
               </w:rPr>
-              <w:t xml:space="preserve">b.</w:t>
-            </w:r>
-            <w:r>
-              <w:rPr>
-                <w:rFonts w:ascii="Avenir Next" w:hAnsi="Avenir Next" w:cs="Avenir Next" w:eastAsia="Avenir Next"/>
-                <w:color w:val="1A1A1A"/>
-                <w:sz w:val="20"/>
-                <w:szCs w:val="20"/>
-              </w:rPr>
               <w:tab/>
             </w:r>
             <w:r>
               <w:rPr>
                 <w:rFonts w:ascii="Avenir Next" w:hAnsi="Avenir Next" w:cs="Avenir Next" w:eastAsia="Avenir Next"/>
                 <w:color w:val="1A1A1A"/>
-                <w:sz w:val="20"/>
+                <w:sz w:val="22"/>
                 <w:szCs w:val="20"/>
               </w:rPr>
               <w:t xml:space="preserve">5</w:t>
@@ -876,7 +880,7 @@
                 <w:rFonts w:ascii="Avenir Next" w:hAnsi="Avenir Next" w:cs="Avenir Next" w:eastAsia="Avenir Next"/>
                 <w:i/>
                 <w:color w:val="1A1A1A"/>
-                <w:sz w:val="20"/>
+                <w:sz w:val="22"/>
                 <w:szCs w:val="20"/>
               </w:rPr>
               <w:t xml:space="preserve">m</w:t>
@@ -885,7 +889,7 @@
               <w:rPr>
                 <w:rFonts w:ascii="Avenir Next" w:hAnsi="Avenir Next" w:cs="Avenir Next" w:eastAsia="Avenir Next"/>
                 <w:color w:val="1A1A1A"/>
-                <w:sz w:val="20"/>
+                <w:sz w:val="22"/>
                 <w:szCs w:val="20"/>
               </w:rPr>
               <w:t xml:space="preserve"> = 35  (</w:t>
@@ -895,7 +899,7 @@
                 <w:rFonts w:ascii="Avenir Next" w:hAnsi="Avenir Next" w:cs="Avenir Next" w:eastAsia="Avenir Next"/>
                 <w:i/>
                 <w:color w:val="1A1A1A"/>
-                <w:sz w:val="20"/>
+                <w:sz w:val="22"/>
                 <w:szCs w:val="20"/>
               </w:rPr>
               <w:t xml:space="preserve">m</w:t>
@@ -904,7 +908,7 @@
               <w:rPr>
                 <w:rFonts w:ascii="Avenir Next" w:hAnsi="Avenir Next" w:cs="Avenir Next" w:eastAsia="Avenir Next"/>
                 <w:color w:val="1A1A1A"/>
-                <w:sz w:val="20"/>
+                <w:sz w:val="22"/>
                 <w:szCs w:val="20"/>
               </w:rPr>
               <w:t xml:space="preserve"> = 6)</w:t>
@@ -948,18 +952,18 @@
                 <w:rFonts w:ascii="Avenir Next" w:hAnsi="Avenir Next" w:cs="Avenir Next" w:eastAsia="Avenir Next"/>
                 <w:b/>
                 <w:color w:val="003A70"/>
+                <w:sz w:val="22"/>
+                <w:szCs w:val="20"/>
+              </w:rPr>
+              <w:t xml:space="preserve">c.</w:t>
+            </w:r>
+            <w:r>
+              <w:rPr>
+                <w:rFonts w:ascii="Avenir Next" w:hAnsi="Avenir Next" w:cs="Avenir Next" w:eastAsia="Avenir Next"/>
+                <w:color w:val="1A1A1A"/>
                 <w:sz w:val="20"/>
                 <w:szCs w:val="20"/>
               </w:rPr>
-              <w:t xml:space="preserve">c.</w:t>
-            </w:r>
-            <w:r>
-              <w:rPr>
-                <w:rFonts w:ascii="Avenir Next" w:hAnsi="Avenir Next" w:cs="Avenir Next" w:eastAsia="Avenir Next"/>
-                <w:color w:val="1A1A1A"/>
-                <w:sz w:val="20"/>
-                <w:szCs w:val="20"/>
-              </w:rPr>
               <w:tab/>
             </w:r>
             <w:r>
@@ -967,7 +971,7 @@
                 <w:rFonts w:ascii="Avenir Next" w:hAnsi="Avenir Next" w:cs="Avenir Next" w:eastAsia="Avenir Next"/>
                 <w:i/>
                 <w:color w:val="1A1A1A"/>
-                <w:sz w:val="20"/>
+                <w:sz w:val="22"/>
                 <w:szCs w:val="20"/>
               </w:rPr>
               <w:t xml:space="preserve">k</w:t>
@@ -976,7 +980,7 @@
               <w:rPr>
                 <w:rFonts w:ascii="Avenir Next" w:hAnsi="Avenir Next" w:cs="Avenir Next" w:eastAsia="Avenir Next"/>
                 <w:color w:val="1A1A1A"/>
-                <w:sz w:val="20"/>
+                <w:sz w:val="22"/>
                 <w:szCs w:val="20"/>
               </w:rPr>
               <w:t xml:space="preserve"> − 9 = 16  (</w:t>
@@ -986,7 +990,7 @@
                 <w:rFonts w:ascii="Avenir Next" w:hAnsi="Avenir Next" w:cs="Avenir Next" w:eastAsia="Avenir Next"/>
                 <w:i/>
                 <w:color w:val="1A1A1A"/>
-                <w:sz w:val="20"/>
+                <w:sz w:val="22"/>
                 <w:szCs w:val="20"/>
               </w:rPr>
               <w:t xml:space="preserve">k</w:t>
@@ -995,7 +999,7 @@
               <w:rPr>
                 <w:rFonts w:ascii="Avenir Next" w:hAnsi="Avenir Next" w:cs="Avenir Next" w:eastAsia="Avenir Next"/>
                 <w:color w:val="1A1A1A"/>
-                <w:sz w:val="20"/>
+                <w:sz w:val="22"/>
                 <w:szCs w:val="20"/>
               </w:rPr>
               <w:t xml:space="preserve"> = 25)</w:t>
@@ -1045,18 +1049,18 @@
                 <w:rFonts w:ascii="Avenir Next" w:hAnsi="Avenir Next" w:cs="Avenir Next" w:eastAsia="Avenir Next"/>
                 <w:b/>
                 <w:color w:val="003A70"/>
+                <w:sz w:val="22"/>
+                <w:szCs w:val="20"/>
+              </w:rPr>
+              <w:t xml:space="preserve">d.</w:t>
+            </w:r>
+            <w:r>
+              <w:rPr>
+                <w:rFonts w:ascii="Avenir Next" w:hAnsi="Avenir Next" w:cs="Avenir Next" w:eastAsia="Avenir Next"/>
+                <w:color w:val="1A1A1A"/>
                 <w:sz w:val="20"/>
                 <w:szCs w:val="20"/>
               </w:rPr>
-              <w:t xml:space="preserve">d.</w:t>
-            </w:r>
-            <w:r>
-              <w:rPr>
-                <w:rFonts w:ascii="Avenir Next" w:hAnsi="Avenir Next" w:cs="Avenir Next" w:eastAsia="Avenir Next"/>
-                <w:color w:val="1A1A1A"/>
-                <w:sz w:val="20"/>
-                <w:szCs w:val="20"/>
-              </w:rPr>
               <w:tab/>
             </w:r>
             <w:r>
@@ -1064,7 +1068,7 @@
                 <w:rFonts w:ascii="Avenir Next" w:hAnsi="Avenir Next" w:cs="Avenir Next" w:eastAsia="Avenir Next"/>
                 <w:i/>
                 <w:color w:val="1A1A1A"/>
-                <w:sz w:val="20"/>
+                <w:sz w:val="22"/>
                 <w:szCs w:val="20"/>
               </w:rPr>
               <w:t xml:space="preserve">h</w:t>
@@ -1073,7 +1077,7 @@
               <w:rPr>
                 <w:rFonts w:ascii="Avenir Next" w:hAnsi="Avenir Next" w:cs="Avenir Next" w:eastAsia="Avenir Next"/>
                 <w:color w:val="1A1A1A"/>
-                <w:sz w:val="20"/>
+                <w:sz w:val="22"/>
                 <w:szCs w:val="20"/>
               </w:rPr>
               <w:t xml:space="preserve"> ÷ 4 = 7  (</w:t>
@@ -1083,7 +1087,7 @@
                 <w:rFonts w:ascii="Avenir Next" w:hAnsi="Avenir Next" w:cs="Avenir Next" w:eastAsia="Avenir Next"/>
                 <w:i/>
                 <w:color w:val="1A1A1A"/>
-                <w:sz w:val="20"/>
+                <w:sz w:val="22"/>
                 <w:szCs w:val="20"/>
               </w:rPr>
               <w:t xml:space="preserve">h</w:t>
@@ -1092,7 +1096,7 @@
               <w:rPr>
                 <w:rFonts w:ascii="Avenir Next" w:hAnsi="Avenir Next" w:cs="Avenir Next" w:eastAsia="Avenir Next"/>
                 <w:color w:val="1A1A1A"/>
-                <w:sz w:val="20"/>
+                <w:sz w:val="22"/>
                 <w:szCs w:val="20"/>
               </w:rPr>
               <w:t xml:space="preserve"> = 32)</w:t>
@@ -1136,25 +1140,25 @@
                 <w:rFonts w:ascii="Avenir Next" w:hAnsi="Avenir Next" w:cs="Avenir Next" w:eastAsia="Avenir Next"/>
                 <w:b/>
                 <w:color w:val="003A70"/>
+                <w:sz w:val="22"/>
+                <w:szCs w:val="20"/>
+              </w:rPr>
+              <w:t xml:space="preserve">e.</w:t>
+            </w:r>
+            <w:r>
+              <w:rPr>
+                <w:rFonts w:ascii="Avenir Next" w:hAnsi="Avenir Next" w:cs="Avenir Next" w:eastAsia="Avenir Next"/>
+                <w:color w:val="1A1A1A"/>
                 <w:sz w:val="20"/>
                 <w:szCs w:val="20"/>
               </w:rPr>
-              <w:t xml:space="preserve">e.</w:t>
-            </w:r>
-            <w:r>
-              <w:rPr>
-                <w:rFonts w:ascii="Avenir Next" w:hAnsi="Avenir Next" w:cs="Avenir Next" w:eastAsia="Avenir Next"/>
-                <w:color w:val="1A1A1A"/>
-                <w:sz w:val="20"/>
-                <w:szCs w:val="20"/>
-              </w:rPr>
               <w:tab/>
             </w:r>
             <w:r>
               <w:rPr>
                 <w:rFonts w:ascii="Avenir Next" w:hAnsi="Avenir Next" w:cs="Avenir Next" w:eastAsia="Avenir Next"/>
                 <w:color w:val="1A1A1A"/>
-                <w:sz w:val="20"/>
+                <w:sz w:val="22"/>
                 <w:szCs w:val="20"/>
               </w:rPr>
               <w:t xml:space="preserve">13 + </w:t>
@@ -1164,7 +1168,7 @@
                 <w:rFonts w:ascii="Avenir Next" w:hAnsi="Avenir Next" w:cs="Avenir Next" w:eastAsia="Avenir Next"/>
                 <w:i/>
                 <w:color w:val="1A1A1A"/>
-                <w:sz w:val="20"/>
+                <w:sz w:val="22"/>
                 <w:szCs w:val="20"/>
               </w:rPr>
               <w:t xml:space="preserve">w</w:t>
@@ -1173,7 +1177,7 @@
               <w:rPr>
                 <w:rFonts w:ascii="Avenir Next" w:hAnsi="Avenir Next" w:cs="Avenir Next" w:eastAsia="Avenir Next"/>
                 <w:color w:val="1A1A1A"/>
-                <w:sz w:val="20"/>
+                <w:sz w:val="22"/>
                 <w:szCs w:val="20"/>
               </w:rPr>
               <w:t xml:space="preserve"> = 30  (</w:t>
@@ -1183,7 +1187,7 @@
                 <w:rFonts w:ascii="Avenir Next" w:hAnsi="Avenir Next" w:cs="Avenir Next" w:eastAsia="Avenir Next"/>
                 <w:i/>
                 <w:color w:val="1A1A1A"/>
-                <w:sz w:val="20"/>
+                <w:sz w:val="22"/>
                 <w:szCs w:val="20"/>
               </w:rPr>
               <w:t xml:space="preserve">w</w:t>
@@ -1192,7 +1196,7 @@
               <w:rPr>
                 <w:rFonts w:ascii="Avenir Next" w:hAnsi="Avenir Next" w:cs="Avenir Next" w:eastAsia="Avenir Next"/>
                 <w:color w:val="1A1A1A"/>
-                <w:sz w:val="20"/>
+                <w:sz w:val="22"/>
                 <w:szCs w:val="20"/>
               </w:rPr>
               <w:t xml:space="preserve"> = 17)</w:t>
@@ -1236,25 +1240,25 @@
                 <w:rFonts w:ascii="Avenir Next" w:hAnsi="Avenir Next" w:cs="Avenir Next" w:eastAsia="Avenir Next"/>
                 <w:b/>
                 <w:color w:val="003A70"/>
+                <w:sz w:val="22"/>
+                <w:szCs w:val="20"/>
+              </w:rPr>
+              <w:t xml:space="preserve">f.</w:t>
+            </w:r>
+            <w:r>
+              <w:rPr>
+                <w:rFonts w:ascii="Avenir Next" w:hAnsi="Avenir Next" w:cs="Avenir Next" w:eastAsia="Avenir Next"/>
+                <w:color w:val="1A1A1A"/>
                 <w:sz w:val="20"/>
                 <w:szCs w:val="20"/>
               </w:rPr>
-              <w:t xml:space="preserve">f.</w:t>
-            </w:r>
-            <w:r>
-              <w:rPr>
-                <w:rFonts w:ascii="Avenir Next" w:hAnsi="Avenir Next" w:cs="Avenir Next" w:eastAsia="Avenir Next"/>
-                <w:color w:val="1A1A1A"/>
-                <w:sz w:val="20"/>
-                <w:szCs w:val="20"/>
-              </w:rPr>
               <w:tab/>
             </w:r>
             <w:r>
               <w:rPr>
                 <w:rFonts w:ascii="Avenir Next" w:hAnsi="Avenir Next" w:cs="Avenir Next" w:eastAsia="Avenir Next"/>
                 <w:color w:val="1A1A1A"/>
-                <w:sz w:val="20"/>
+                <w:sz w:val="22"/>
                 <w:szCs w:val="20"/>
               </w:rPr>
               <w:t xml:space="preserve">6</w:t>
@@ -1264,7 +1268,7 @@
                 <w:rFonts w:ascii="Avenir Next" w:hAnsi="Avenir Next" w:cs="Avenir Next" w:eastAsia="Avenir Next"/>
                 <w:i/>
                 <w:color w:val="1A1A1A"/>
-                <w:sz w:val="20"/>
+                <w:sz w:val="22"/>
                 <w:szCs w:val="20"/>
               </w:rPr>
               <w:t xml:space="preserve">p</w:t>
@@ -1273,7 +1277,7 @@
               <w:rPr>
                 <w:rFonts w:ascii="Avenir Next" w:hAnsi="Avenir Next" w:cs="Avenir Next" w:eastAsia="Avenir Next"/>
                 <w:color w:val="1A1A1A"/>
-                <w:sz w:val="20"/>
+                <w:sz w:val="22"/>
                 <w:szCs w:val="20"/>
               </w:rPr>
               <w:t xml:space="preserve"> = 54  (</w:t>
@@ -1283,7 +1287,7 @@
                 <w:rFonts w:ascii="Avenir Next" w:hAnsi="Avenir Next" w:cs="Avenir Next" w:eastAsia="Avenir Next"/>
                 <w:i/>
                 <w:color w:val="1A1A1A"/>
-                <w:sz w:val="20"/>
+                <w:sz w:val="22"/>
                 <w:szCs w:val="20"/>
               </w:rPr>
               <w:t xml:space="preserve">p</w:t>
@@ -1292,7 +1296,7 @@
               <w:rPr>
                 <w:rFonts w:ascii="Avenir Next" w:hAnsi="Avenir Next" w:cs="Avenir Next" w:eastAsia="Avenir Next"/>
                 <w:color w:val="1A1A1A"/>
-                <w:sz w:val="20"/>
+                <w:sz w:val="22"/>
                 <w:szCs w:val="20"/>
               </w:rPr>
               <w:t xml:space="preserve"> = 9)</w:t>
@@ -1342,18 +1346,18 @@
                 <w:rFonts w:ascii="Avenir Next" w:hAnsi="Avenir Next" w:cs="Avenir Next" w:eastAsia="Avenir Next"/>
                 <w:b/>
                 <w:color w:val="003A70"/>
+                <w:sz w:val="22"/>
+                <w:szCs w:val="20"/>
+              </w:rPr>
+              <w:t xml:space="preserve">g.</w:t>
+            </w:r>
+            <w:r>
+              <w:rPr>
+                <w:rFonts w:ascii="Avenir Next" w:hAnsi="Avenir Next" w:cs="Avenir Next" w:eastAsia="Avenir Next"/>
+                <w:color w:val="1A1A1A"/>
                 <w:sz w:val="20"/>
                 <w:szCs w:val="20"/>
               </w:rPr>
-              <w:t xml:space="preserve">g.</w:t>
-            </w:r>
-            <w:r>
-              <w:rPr>
-                <w:rFonts w:ascii="Avenir Next" w:hAnsi="Avenir Next" w:cs="Avenir Next" w:eastAsia="Avenir Next"/>
-                <w:color w:val="1A1A1A"/>
-                <w:sz w:val="20"/>
-                <w:szCs w:val="20"/>
-              </w:rPr>
               <w:tab/>
             </w:r>
             <w:r>
@@ -1361,7 +1365,7 @@
                 <w:rFonts w:ascii="Avenir Next" w:hAnsi="Avenir Next" w:cs="Avenir Next" w:eastAsia="Avenir Next"/>
                 <w:i/>
                 <w:color w:val="1A1A1A"/>
-                <w:sz w:val="20"/>
+                <w:sz w:val="22"/>
                 <w:szCs w:val="20"/>
               </w:rPr>
               <w:t xml:space="preserve">q</w:t>
@@ -1370,7 +1374,7 @@
               <w:rPr>
                 <w:rFonts w:ascii="Avenir Next" w:hAnsi="Avenir Next" w:cs="Avenir Next" w:eastAsia="Avenir Next"/>
                 <w:color w:val="1A1A1A"/>
-                <w:sz w:val="20"/>
+                <w:sz w:val="22"/>
                 <w:szCs w:val="20"/>
               </w:rPr>
               <w:t xml:space="preserve"> − 11 = 4  (</w:t>
@@ -1380,7 +1384,7 @@
                 <w:rFonts w:ascii="Avenir Next" w:hAnsi="Avenir Next" w:cs="Avenir Next" w:eastAsia="Avenir Next"/>
                 <w:i/>
                 <w:color w:val="1A1A1A"/>
-                <w:sz w:val="20"/>
+                <w:sz w:val="22"/>
                 <w:szCs w:val="20"/>
               </w:rPr>
               <w:t xml:space="preserve">q</w:t>
@@ -1389,7 +1393,7 @@
               <w:rPr>
                 <w:rFonts w:ascii="Avenir Next" w:hAnsi="Avenir Next" w:cs="Avenir Next" w:eastAsia="Avenir Next"/>
                 <w:color w:val="1A1A1A"/>
-                <w:sz w:val="20"/>
+                <w:sz w:val="22"/>
                 <w:szCs w:val="20"/>
               </w:rPr>
               <w:t xml:space="preserve"> = 15)</w:t>
@@ -1433,25 +1437,25 @@
                 <w:rFonts w:ascii="Avenir Next" w:hAnsi="Avenir Next" w:cs="Avenir Next" w:eastAsia="Avenir Next"/>
                 <w:b/>
                 <w:color w:val="003A70"/>
+                <w:sz w:val="22"/>
+                <w:szCs w:val="20"/>
+              </w:rPr>
+              <w:t xml:space="preserve">h.</w:t>
+            </w:r>
+            <w:r>
+              <w:rPr>
+                <w:rFonts w:ascii="Avenir Next" w:hAnsi="Avenir Next" w:cs="Avenir Next" w:eastAsia="Avenir Next"/>
+                <w:color w:val="1A1A1A"/>
                 <w:sz w:val="20"/>
                 <w:szCs w:val="20"/>
               </w:rPr>
-              <w:t xml:space="preserve">h.</w:t>
-            </w:r>
-            <w:r>
-              <w:rPr>
-                <w:rFonts w:ascii="Avenir Next" w:hAnsi="Avenir Next" w:cs="Avenir Next" w:eastAsia="Avenir Next"/>
-                <w:color w:val="1A1A1A"/>
-                <w:sz w:val="20"/>
-                <w:szCs w:val="20"/>
-              </w:rPr>
               <w:tab/>
             </w:r>
             <w:r>
               <w:rPr>
                 <w:rFonts w:ascii="Avenir Next" w:hAnsi="Avenir Next" w:cs="Avenir Next" w:eastAsia="Avenir Next"/>
                 <w:color w:val="1A1A1A"/>
-                <w:sz w:val="20"/>
+                <w:sz w:val="22"/>
                 <w:szCs w:val="20"/>
               </w:rPr>
               <w:t xml:space="preserve">9</w:t>
@@ -1461,7 +1465,7 @@
                 <w:rFonts w:ascii="Avenir Next" w:hAnsi="Avenir Next" w:cs="Avenir Next" w:eastAsia="Avenir Next"/>
                 <w:i/>
                 <w:color w:val="1A1A1A"/>
-                <w:sz w:val="20"/>
+                <w:sz w:val="22"/>
                 <w:szCs w:val="20"/>
               </w:rPr>
               <w:t xml:space="preserve">r</w:t>
@@ -1470,7 +1474,7 @@
               <w:rPr>
                 <w:rFonts w:ascii="Avenir Next" w:hAnsi="Avenir Next" w:cs="Avenir Next" w:eastAsia="Avenir Next"/>
                 <w:color w:val="1A1A1A"/>
-                <w:sz w:val="20"/>
+                <w:sz w:val="22"/>
                 <w:szCs w:val="20"/>
               </w:rPr>
               <w:t xml:space="preserve"> = 63  (</w:t>
@@ -1480,7 +1484,7 @@
                 <w:rFonts w:ascii="Avenir Next" w:hAnsi="Avenir Next" w:cs="Avenir Next" w:eastAsia="Avenir Next"/>
                 <w:i/>
                 <w:color w:val="1A1A1A"/>
-                <w:sz w:val="20"/>
+                <w:sz w:val="22"/>
                 <w:szCs w:val="20"/>
               </w:rPr>
               <w:t xml:space="preserve">r</w:t>
@@ -1489,7 +1493,7 @@
               <w:rPr>
                 <w:rFonts w:ascii="Avenir Next" w:hAnsi="Avenir Next" w:cs="Avenir Next" w:eastAsia="Avenir Next"/>
                 <w:color w:val="1A1A1A"/>
-                <w:sz w:val="20"/>
+                <w:sz w:val="22"/>
                 <w:szCs w:val="20"/>
               </w:rPr>
               <w:t xml:space="preserve"> = 8)</w:t>
@@ -1547,25 +1551,25 @@
           <w:rFonts w:ascii="Avenir Next" w:hAnsi="Avenir Next" w:cs="Avenir Next" w:eastAsia="Avenir Next"/>
           <w:b/>
           <w:color w:val="1A1A1A"/>
+          <w:sz w:val="22"/>
+          <w:szCs w:val="20"/>
+        </w:rPr>
+        <w:t xml:space="preserve">2.</w:t>
+      </w:r>
+      <w:r>
+        <w:rPr>
+          <w:rFonts w:ascii="Avenir Next" w:hAnsi="Avenir Next" w:cs="Avenir Next" w:eastAsia="Avenir Next"/>
+          <w:color w:val="1A1A1A"/>
           <w:sz w:val="20"/>
           <w:szCs w:val="20"/>
         </w:rPr>
-        <w:t xml:space="preserve">2.</w:t>
-      </w:r>
-      <w:r>
-        <w:rPr>
-          <w:rFonts w:ascii="Avenir Next" w:hAnsi="Avenir Next" w:cs="Avenir Next" w:eastAsia="Avenir Next"/>
-          <w:color w:val="1A1A1A"/>
-          <w:sz w:val="20"/>
-          <w:szCs w:val="20"/>
-        </w:rPr>
         <w:tab/>
       </w:r>
       <w:r>
         <w:rPr>
           <w:rFonts w:ascii="Avenir Next" w:hAnsi="Avenir Next" w:cs="Avenir Next" w:eastAsia="Avenir Next"/>
           <w:color w:val="1A1A1A"/>
-          <w:sz w:val="20"/>
+          <w:sz w:val="22"/>
           <w:szCs w:val="20"/>
         </w:rPr>
         <w:t xml:space="preserve">The tape diagram shows </w:t>
@@ -1575,7 +1579,7 @@
           <w:rFonts w:ascii="Avenir Next" w:hAnsi="Avenir Next" w:cs="Avenir Next" w:eastAsia="Avenir Next"/>
           <w:i/>
           <w:color w:val="1A1A1A"/>
-          <w:sz w:val="20"/>
+          <w:sz w:val="22"/>
           <w:szCs w:val="20"/>
         </w:rPr>
         <w:t xml:space="preserve">x</w:t>
@@ -1584,7 +1588,7 @@
         <w:rPr>
           <w:rFonts w:ascii="Avenir Next" w:hAnsi="Avenir Next" w:cs="Avenir Next" w:eastAsia="Avenir Next"/>
           <w:color w:val="1A1A1A"/>
-          <w:sz w:val="20"/>
+          <w:sz w:val="22"/>
           <w:szCs w:val="20"/>
         </w:rPr>
         <w:t xml:space="preserve"> + 16 = 41. Which value is the solution: 15, 25, or 35? Substitute each value to check.</w:t>
@@ -1603,7 +1607,7 @@
         <w:drawing>
           <wp:inline distT="0" distB="0" distL="0" distR="0">
             <wp:extent cx="3291840" cy="551025"/>
-            <wp:docPr id="1" name="Figure 1"/>
+            <wp:docPr id="1" name="Figure 1" descr="Tape diagram. : 2 equal sections; section labels x, 16. Total label: 41."/>
             <a:graphic xmlns:a="http://schemas.openxmlformats.org/drawingml/2006/main">
               <a:graphicData uri="http://schemas.openxmlformats.org/drawingml/2006/picture">
                 <pic:pic xmlns:pic="http://schemas.openxmlformats.org/drawingml/2006/picture">
@@ -1646,7 +1650,7 @@
           <w:rFonts w:ascii="Avenir Next" w:hAnsi="Avenir Next" w:cs="Avenir Next" w:eastAsia="Avenir Next"/>
           <w:b/>
           <w:color w:val="1A1A1A"/>
-          <w:sz w:val="18"/>
+          <w:sz w:val="22"/>
           <w:szCs w:val="18"/>
         </w:rPr>
         <w:t xml:space="preserve">Solution</w:t>
@@ -1680,18 +1684,18 @@
           <w:rFonts w:ascii="Avenir Next" w:hAnsi="Avenir Next" w:cs="Avenir Next" w:eastAsia="Avenir Next"/>
           <w:b/>
           <w:color w:val="1A1A1A"/>
+          <w:sz w:val="22"/>
+          <w:szCs w:val="20"/>
+        </w:rPr>
+        <w:t xml:space="preserve">3.</w:t>
+      </w:r>
+      <w:r>
+        <w:rPr>
+          <w:rFonts w:ascii="Avenir Next" w:hAnsi="Avenir Next" w:cs="Avenir Next" w:eastAsia="Avenir Next"/>
+          <w:color w:val="1A1A1A"/>
           <w:sz w:val="20"/>
           <w:szCs w:val="20"/>
         </w:rPr>
-        <w:t xml:space="preserve">3.</w:t>
-      </w:r>
-      <w:r>
-        <w:rPr>
-          <w:rFonts w:ascii="Avenir Next" w:hAnsi="Avenir Next" w:cs="Avenir Next" w:eastAsia="Avenir Next"/>
-          <w:color w:val="1A1A1A"/>
-          <w:sz w:val="20"/>
-          <w:szCs w:val="20"/>
-        </w:rPr>
         <w:tab/>
       </w:r>
       <w:r>
@@ -1699,7 +1703,7 @@
           <w:rFonts w:ascii="Avenir Next" w:hAnsi="Avenir Next" w:cs="Avenir Next" w:eastAsia="Avenir Next"/>
           <w:b/>
           <w:color w:val="1A1A1A"/>
-          <w:sz w:val="20"/>
+          <w:sz w:val="22"/>
           <w:szCs w:val="20"/>
         </w:rPr>
         <w:t xml:space="preserve">Bike Rack.  </w:t>
@@ -1708,7 +1712,7 @@
         <w:rPr>
           <w:rFonts w:ascii="Avenir Next" w:hAnsi="Avenir Next" w:cs="Avenir Next" w:eastAsia="Avenir Next"/>
           <w:color w:val="1A1A1A"/>
-          <w:sz w:val="20"/>
+          <w:sz w:val="22"/>
           <w:szCs w:val="20"/>
         </w:rPr>
         <w:t xml:space="preserve">A bike rack held </w:t>
@@ -1718,7 +1722,7 @@
           <w:rFonts w:ascii="Avenir Next" w:hAnsi="Avenir Next" w:cs="Avenir Next" w:eastAsia="Avenir Next"/>
           <w:i/>
           <w:color w:val="1A1A1A"/>
-          <w:sz w:val="20"/>
+          <w:sz w:val="22"/>
           <w:szCs w:val="20"/>
         </w:rPr>
         <w:t xml:space="preserve">b</w:t>
@@ -1727,7 +1731,7 @@
         <w:rPr>
           <w:rFonts w:ascii="Avenir Next" w:hAnsi="Avenir Next" w:cs="Avenir Next" w:eastAsia="Avenir Next"/>
           <w:color w:val="1A1A1A"/>
-          <w:sz w:val="20"/>
+          <w:sz w:val="22"/>
           <w:szCs w:val="20"/>
         </w:rPr>
         <w:t xml:space="preserve"> bikes. After 7 bikes left, 18 bikes were still there. Kendra writes </w:t>
@@ -1737,7 +1741,7 @@
           <w:rFonts w:ascii="Avenir Next" w:hAnsi="Avenir Next" w:cs="Avenir Next" w:eastAsia="Avenir Next"/>
           <w:i/>
           <w:color w:val="1A1A1A"/>
-          <w:sz w:val="20"/>
+          <w:sz w:val="22"/>
           <w:szCs w:val="20"/>
         </w:rPr>
         <w:t xml:space="preserve">b</w:t>
@@ -1746,7 +1750,7 @@
         <w:rPr>
           <w:rFonts w:ascii="Avenir Next" w:hAnsi="Avenir Next" w:cs="Avenir Next" w:eastAsia="Avenir Next"/>
           <w:color w:val="1A1A1A"/>
-          <w:sz w:val="20"/>
+          <w:sz w:val="22"/>
           <w:szCs w:val="20"/>
         </w:rPr>
         <w:t xml:space="preserve"> − 7 = 18. Is </w:t>
@@ -1756,7 +1760,7 @@
           <w:rFonts w:ascii="Avenir Next" w:hAnsi="Avenir Next" w:cs="Avenir Next" w:eastAsia="Avenir Next"/>
           <w:i/>
           <w:color w:val="1A1A1A"/>
-          <w:sz w:val="20"/>
+          <w:sz w:val="22"/>
           <w:szCs w:val="20"/>
         </w:rPr>
         <w:t xml:space="preserve">b</w:t>
@@ -1765,7 +1769,7 @@
         <w:rPr>
           <w:rFonts w:ascii="Avenir Next" w:hAnsi="Avenir Next" w:cs="Avenir Next" w:eastAsia="Avenir Next"/>
           <w:color w:val="1A1A1A"/>
-          <w:sz w:val="20"/>
+          <w:sz w:val="22"/>
           <w:szCs w:val="20"/>
         </w:rPr>
         <w:t xml:space="preserve"> = 11 a solution? Is </w:t>
@@ -1775,7 +1779,7 @@
           <w:rFonts w:ascii="Avenir Next" w:hAnsi="Avenir Next" w:cs="Avenir Next" w:eastAsia="Avenir Next"/>
           <w:i/>
           <w:color w:val="1A1A1A"/>
-          <w:sz w:val="20"/>
+          <w:sz w:val="22"/>
           <w:szCs w:val="20"/>
         </w:rPr>
         <w:t xml:space="preserve">b</w:t>
@@ -1784,7 +1788,7 @@
         <w:rPr>
           <w:rFonts w:ascii="Avenir Next" w:hAnsi="Avenir Next" w:cs="Avenir Next" w:eastAsia="Avenir Next"/>
           <w:color w:val="1A1A1A"/>
-          <w:sz w:val="20"/>
+          <w:sz w:val="22"/>
           <w:szCs w:val="20"/>
         </w:rPr>
         <w:t xml:space="preserve"> = 25 a solution? Show both checks.</w:t>
@@ -1861,7 +1865,7 @@
           <w:rFonts w:ascii="Avenir Next" w:hAnsi="Avenir Next" w:cs="Avenir Next" w:eastAsia="Avenir Next"/>
           <w:b/>
           <w:color w:val="1A1A1A"/>
-          <w:sz w:val="18"/>
+          <w:sz w:val="22"/>
           <w:szCs w:val="18"/>
         </w:rPr>
         <w:t xml:space="preserve">Solution</w:t>
@@ -1895,18 +1899,18 @@
           <w:rFonts w:ascii="Avenir Next" w:hAnsi="Avenir Next" w:cs="Avenir Next" w:eastAsia="Avenir Next"/>
           <w:b/>
           <w:color w:val="1A1A1A"/>
+          <w:sz w:val="22"/>
+          <w:szCs w:val="20"/>
+        </w:rPr>
+        <w:t xml:space="preserve">4.</w:t>
+      </w:r>
+      <w:r>
+        <w:rPr>
+          <w:rFonts w:ascii="Avenir Next" w:hAnsi="Avenir Next" w:cs="Avenir Next" w:eastAsia="Avenir Next"/>
+          <w:color w:val="1A1A1A"/>
           <w:sz w:val="20"/>
           <w:szCs w:val="20"/>
         </w:rPr>
-        <w:t xml:space="preserve">4.</w:t>
-      </w:r>
-      <w:r>
-        <w:rPr>
-          <w:rFonts w:ascii="Avenir Next" w:hAnsi="Avenir Next" w:cs="Avenir Next" w:eastAsia="Avenir Next"/>
-          <w:color w:val="1A1A1A"/>
-          <w:sz w:val="20"/>
-          <w:szCs w:val="20"/>
-        </w:rPr>
         <w:tab/>
       </w:r>
       <w:r>
@@ -1914,7 +1918,7 @@
           <w:rFonts w:ascii="Avenir Next" w:hAnsi="Avenir Next" w:cs="Avenir Next" w:eastAsia="Avenir Next"/>
           <w:b/>
           <w:color w:val="1A1A1A"/>
-          <w:sz w:val="20"/>
+          <w:sz w:val="22"/>
           <w:szCs w:val="20"/>
         </w:rPr>
         <w:t xml:space="preserve">Find the Error.  </w:t>
@@ -1923,7 +1927,7 @@
         <w:rPr>
           <w:rFonts w:ascii="Avenir Next" w:hAnsi="Avenir Next" w:cs="Avenir Next" w:eastAsia="Avenir Next"/>
           <w:color w:val="1A1A1A"/>
-          <w:sz w:val="20"/>
+          <w:sz w:val="22"/>
           <w:szCs w:val="20"/>
         </w:rPr>
         <w:t xml:space="preserve">Andre says </w:t>
@@ -1933,7 +1937,7 @@
           <w:rFonts w:ascii="Avenir Next" w:hAnsi="Avenir Next" w:cs="Avenir Next" w:eastAsia="Avenir Next"/>
           <w:i/>
           <w:color w:val="1A1A1A"/>
-          <w:sz w:val="20"/>
+          <w:sz w:val="22"/>
           <w:szCs w:val="20"/>
         </w:rPr>
         <w:t xml:space="preserve">p</w:t>
@@ -1942,7 +1946,7 @@
         <w:rPr>
           <w:rFonts w:ascii="Avenir Next" w:hAnsi="Avenir Next" w:cs="Avenir Next" w:eastAsia="Avenir Next"/>
           <w:color w:val="1A1A1A"/>
-          <w:sz w:val="20"/>
+          <w:sz w:val="22"/>
           <w:szCs w:val="20"/>
         </w:rPr>
         <w:t xml:space="preserve"> = 8 is a solution of 4</w:t>
@@ -1952,7 +1956,7 @@
           <w:rFonts w:ascii="Avenir Next" w:hAnsi="Avenir Next" w:cs="Avenir Next" w:eastAsia="Avenir Next"/>
           <w:i/>
           <w:color w:val="1A1A1A"/>
-          <w:sz w:val="20"/>
+          <w:sz w:val="22"/>
           <w:szCs w:val="20"/>
         </w:rPr>
         <w:t xml:space="preserve">p</w:t>
@@ -1961,7 +1965,7 @@
         <w:rPr>
           <w:rFonts w:ascii="Avenir Next" w:hAnsi="Avenir Next" w:cs="Avenir Next" w:eastAsia="Avenir Next"/>
           <w:color w:val="1A1A1A"/>
-          <w:sz w:val="20"/>
+          <w:sz w:val="22"/>
           <w:szCs w:val="20"/>
         </w:rPr>
         <w:t xml:space="preserve"> = 12 because 4 + 8 = 12. Explain his mistake. Then find the real solution.</w:t>
@@ -2052,18 +2056,18 @@
           <w:rFonts w:ascii="Avenir Next" w:hAnsi="Avenir Next" w:cs="Avenir Next" w:eastAsia="Avenir Next"/>
           <w:b/>
           <w:color w:val="1A1A1A"/>
+          <w:sz w:val="22"/>
+          <w:szCs w:val="20"/>
+        </w:rPr>
+        <w:t xml:space="preserve">5.</w:t>
+      </w:r>
+      <w:r>
+        <w:rPr>
+          <w:rFonts w:ascii="Avenir Next" w:hAnsi="Avenir Next" w:cs="Avenir Next" w:eastAsia="Avenir Next"/>
+          <w:color w:val="1A1A1A"/>
           <w:sz w:val="20"/>
           <w:szCs w:val="20"/>
         </w:rPr>
-        <w:t xml:space="preserve">5.</w:t>
-      </w:r>
-      <w:r>
-        <w:rPr>
-          <w:rFonts w:ascii="Avenir Next" w:hAnsi="Avenir Next" w:cs="Avenir Next" w:eastAsia="Avenir Next"/>
-          <w:color w:val="1A1A1A"/>
-          <w:sz w:val="20"/>
-          <w:szCs w:val="20"/>
-        </w:rPr>
         <w:tab/>
       </w:r>
       <w:r>
@@ -2071,7 +2075,7 @@
           <w:rFonts w:ascii="Avenir Next" w:hAnsi="Avenir Next" w:cs="Avenir Next" w:eastAsia="Avenir Next"/>
           <w:b/>
           <w:color w:val="1A1A1A"/>
-          <w:sz w:val="20"/>
+          <w:sz w:val="22"/>
           <w:szCs w:val="20"/>
         </w:rPr>
         <w:t xml:space="preserve">Stretch.  </w:t>
@@ -2080,7 +2084,7 @@
         <w:rPr>
           <w:rFonts w:ascii="Avenir Next" w:hAnsi="Avenir Next" w:cs="Avenir Next" w:eastAsia="Avenir Next"/>
           <w:color w:val="1A1A1A"/>
-          <w:sz w:val="20"/>
+          <w:sz w:val="22"/>
           <w:szCs w:val="20"/>
         </w:rPr>
         <w:t xml:space="preserve">Malik paid $42 for </w:t>
@@ -2090,7 +2094,7 @@
           <w:rFonts w:ascii="Avenir Next" w:hAnsi="Avenir Next" w:cs="Avenir Next" w:eastAsia="Avenir Next"/>
           <w:i/>
           <w:color w:val="1A1A1A"/>
-          <w:sz w:val="20"/>
+          <w:sz w:val="22"/>
           <w:szCs w:val="20"/>
         </w:rPr>
         <w:t xml:space="preserve">t</w:t>
@@ -2099,7 +2103,7 @@
         <w:rPr>
           <w:rFonts w:ascii="Avenir Next" w:hAnsi="Avenir Next" w:cs="Avenir Next" w:eastAsia="Avenir Next"/>
           <w:color w:val="1A1A1A"/>
-          <w:sz w:val="20"/>
+          <w:sz w:val="22"/>
           <w:szCs w:val="20"/>
         </w:rPr>
         <w:t xml:space="preserve"> movie tickets that cost $6 each, so 6</w:t>
@@ -2109,7 +2113,7 @@
           <w:rFonts w:ascii="Avenir Next" w:hAnsi="Avenir Next" w:cs="Avenir Next" w:eastAsia="Avenir Next"/>
           <w:i/>
           <w:color w:val="1A1A1A"/>
-          <w:sz w:val="20"/>
+          <w:sz w:val="22"/>
           <w:szCs w:val="20"/>
         </w:rPr>
         <w:t xml:space="preserve">t</w:t>
@@ -2118,7 +2122,7 @@
         <w:rPr>
           <w:rFonts w:ascii="Avenir Next" w:hAnsi="Avenir Next" w:cs="Avenir Next" w:eastAsia="Avenir Next"/>
           <w:color w:val="1A1A1A"/>
-          <w:sz w:val="20"/>
+          <w:sz w:val="22"/>
           <w:szCs w:val="20"/>
         </w:rPr>
         <w:t xml:space="preserve"> = 42. Is </w:t>
@@ -2128,7 +2132,7 @@
           <w:rFonts w:ascii="Avenir Next" w:hAnsi="Avenir Next" w:cs="Avenir Next" w:eastAsia="Avenir Next"/>
           <w:i/>
           <w:color w:val="1A1A1A"/>
-          <w:sz w:val="20"/>
+          <w:sz w:val="22"/>
           <w:szCs w:val="20"/>
         </w:rPr>
         <w:t xml:space="preserve">t</w:t>
@@ -2137,7 +2141,7 @@
         <w:rPr>
           <w:rFonts w:ascii="Avenir Next" w:hAnsi="Avenir Next" w:cs="Avenir Next" w:eastAsia="Avenir Next"/>
           <w:color w:val="1A1A1A"/>
-          <w:sz w:val="20"/>
+          <w:sz w:val="22"/>
           <w:szCs w:val="20"/>
         </w:rPr>
         <w:t xml:space="preserve"> = 36 a solution? Is </w:t>
@@ -2147,7 +2151,7 @@
           <w:rFonts w:ascii="Avenir Next" w:hAnsi="Avenir Next" w:cs="Avenir Next" w:eastAsia="Avenir Next"/>
           <w:i/>
           <w:color w:val="1A1A1A"/>
-          <w:sz w:val="20"/>
+          <w:sz w:val="22"/>
           <w:szCs w:val="20"/>
         </w:rPr>
         <w:t xml:space="preserve">t</w:t>
@@ -2156,7 +2160,7 @@
         <w:rPr>
           <w:rFonts w:ascii="Avenir Next" w:hAnsi="Avenir Next" w:cs="Avenir Next" w:eastAsia="Avenir Next"/>
           <w:color w:val="1A1A1A"/>
-          <w:sz w:val="20"/>
+          <w:sz w:val="22"/>
           <w:szCs w:val="20"/>
         </w:rPr>
         <w:t xml:space="preserve"> = 7? Explain which value makes sense.</w:t>
@@ -2175,7 +2179,7 @@
           <w:rFonts w:ascii="Avenir Next" w:hAnsi="Avenir Next" w:cs="Avenir Next" w:eastAsia="Avenir Next"/>
           <w:b/>
           <w:color w:val="1A1A1A"/>
-          <w:sz w:val="18"/>
+          <w:sz w:val="22"/>
           <w:szCs w:val="18"/>
         </w:rPr>
         <w:t xml:space="preserve">Solution</w:t>
@@ -2239,6 +2243,7 @@
           </w:tcPr>
           <w:p>
             <w:pPr>
+              <w:pStyle w:val="Heading2"/>
               <w:spacing w:before="0" w:after="0" w:line="240" w:lineRule="auto"/>
             </w:pPr>
             <w:r>
@@ -2276,7 +2281,7 @@
               <w:rPr>
                 <w:rFonts w:ascii="Avenir Next" w:hAnsi="Avenir Next" w:cs="Avenir Next" w:eastAsia="Avenir Next"/>
                 <w:color w:val="1A1A1A"/>
-                <w:sz w:val="17"/>
+                <w:sz w:val="22"/>
                 <w:szCs w:val="17"/>
               </w:rPr>
               <w:t xml:space="preserve">  I can do this on my own</w:t>
@@ -2305,7 +2310,7 @@
               <w:rPr>
                 <w:rFonts w:ascii="Avenir Next" w:hAnsi="Avenir Next" w:cs="Avenir Next" w:eastAsia="Avenir Next"/>
                 <w:color w:val="1A1A1A"/>
-                <w:sz w:val="17"/>
+                <w:sz w:val="22"/>
                 <w:szCs w:val="17"/>
               </w:rPr>
               <w:t xml:space="preserve">  I need a little help</w:t>
@@ -2334,7 +2339,7 @@
               <w:rPr>
                 <w:rFonts w:ascii="Avenir Next" w:hAnsi="Avenir Next" w:cs="Avenir Next" w:eastAsia="Avenir Next"/>
                 <w:color w:val="1A1A1A"/>
-                <w:sz w:val="17"/>
+                <w:sz w:val="22"/>
                 <w:szCs w:val="17"/>
               </w:rPr>
               <w:t xml:space="preserve">  I have a question about #</w:t>
@@ -2372,7 +2377,7 @@
         <w:rPr>
           <w:rFonts w:ascii="Avenir Next" w:hAnsi="Avenir Next" w:cs="Avenir Next" w:eastAsia="Avenir Next"/>
           <w:color w:val="5A5F66"/>
-          <w:sz w:val="17"/>
+          <w:sz w:val="22"/>
           <w:szCs w:val="17"/>
         </w:rPr>
         <w:t xml:space="preserve">Make up an equation for someone at home. Check their guess together by substituting.</w:t>
@@ -2392,10 +2397,28 @@
         <w:rPr>
           <w:rFonts w:ascii="Avenir Next" w:hAnsi="Avenir Next" w:cs="Avenir Next" w:eastAsia="Avenir Next"/>
           <w:color w:val="1A1A1A"/>
+          <w:sz w:val="22"/>
+          <w:szCs w:val="20"/>
+        </w:rPr>
+        <w:t xml:space="preserve">Name</w:t>
+      </w:r>
+      <w:r>
+        <w:rPr>
+          <w:rFonts w:ascii="Avenir Next" w:hAnsi="Avenir Next" w:cs="Avenir Next" w:eastAsia="Avenir Next"/>
+          <w:color w:val="1A1A1A"/>
           <w:sz w:val="20"/>
           <w:szCs w:val="20"/>
         </w:rPr>
-        <w:t xml:space="preserve">Name</w:t>
+        <w:tab/>
+      </w:r>
+      <w:r>
+        <w:rPr>
+          <w:rFonts w:ascii="Avenir Next" w:hAnsi="Avenir Next" w:cs="Avenir Next" w:eastAsia="Avenir Next"/>
+          <w:color w:val="1A1A1A"/>
+          <w:sz w:val="22"/>
+          <w:szCs w:val="20"/>
+        </w:rPr>
+        <w:t xml:space="preserve">   Date</w:t>
       </w:r>
       <w:r>
         <w:rPr>
@@ -2410,25 +2433,7 @@
         <w:rPr>
           <w:rFonts w:ascii="Avenir Next" w:hAnsi="Avenir Next" w:cs="Avenir Next" w:eastAsia="Avenir Next"/>
           <w:color w:val="1A1A1A"/>
-          <w:sz w:val="20"/>
-          <w:szCs w:val="20"/>
-        </w:rPr>
-        <w:t xml:space="preserve">   Date</w:t>
-      </w:r>
-      <w:r>
-        <w:rPr>
-          <w:rFonts w:ascii="Avenir Next" w:hAnsi="Avenir Next" w:cs="Avenir Next" w:eastAsia="Avenir Next"/>
-          <w:color w:val="1A1A1A"/>
-          <w:sz w:val="20"/>
-          <w:szCs w:val="20"/>
-        </w:rPr>
-        <w:tab/>
-      </w:r>
-      <w:r>
-        <w:rPr>
-          <w:rFonts w:ascii="Avenir Next" w:hAnsi="Avenir Next" w:cs="Avenir Next" w:eastAsia="Avenir Next"/>
-          <w:color w:val="1A1A1A"/>
-          <w:sz w:val="20"/>
+          <w:sz w:val="22"/>
           <w:szCs w:val="20"/>
         </w:rPr>
         <w:t xml:space="preserve">   Period</w:t>
@@ -2455,7 +2460,7 @@
           <w:caps/>
           <w:color w:val="003A70"/>
           <w:spacing w:val="12"/>
-          <w:sz w:val="19"/>
+          <w:sz w:val="22"/>
           <w:szCs w:val="19"/>
         </w:rPr>
         <w:t xml:space="preserve">Lesson 8-1  ·  Homework Packet  ·  Sheet 2 of 2</w:t>
@@ -2463,6 +2468,7 @@
     </w:p>
     <w:p>
       <w:pPr>
+        <w:pStyle w:val="Heading1"/>
         <w:keepNext/>
         <w:spacing w:before="0" w:after="0" w:line="240" w:lineRule="auto"/>
       </w:pPr>
@@ -2488,7 +2494,7 @@
         <w:rPr>
           <w:rFonts w:ascii="Avenir Next" w:hAnsi="Avenir Next" w:cs="Avenir Next" w:eastAsia="Avenir Next"/>
           <w:color w:val="5A5F66"/>
-          <w:sz w:val="17"/>
+          <w:sz w:val="22"/>
           <w:szCs w:val="17"/>
         </w:rPr>
         <w:t xml:space="preserve">Maryland Standard 6.EE.B.6   ·   Learning target — I can write an equation for a situation and test a proposed answer.</w:t>
@@ -2535,6 +2541,7 @@
           </w:tcPr>
           <w:p>
             <w:pPr>
+              <w:pStyle w:val="Heading2"/>
               <w:spacing w:before="0" w:after="0" w:line="240" w:lineRule="auto"/>
             </w:pPr>
             <w:r>
@@ -2562,44 +2569,44 @@
                 <w:rFonts w:ascii="Avenir Next" w:hAnsi="Avenir Next" w:cs="Avenir Next" w:eastAsia="Avenir Next"/>
                 <w:b/>
                 <w:color w:val="003A70"/>
+                <w:sz w:val="22"/>
+                <w:szCs w:val="18"/>
+              </w:rPr>
+              <w:t xml:space="preserve">•</w:t>
+            </w:r>
+            <w:r>
+              <w:rPr>
+                <w:rFonts w:ascii="Avenir Next" w:hAnsi="Avenir Next" w:cs="Avenir Next" w:eastAsia="Avenir Next"/>
+                <w:color w:val="1A1A1A"/>
                 <w:sz w:val="18"/>
                 <w:szCs w:val="18"/>
               </w:rPr>
-              <w:t xml:space="preserve">•</w:t>
-            </w:r>
-            <w:r>
-              <w:rPr>
-                <w:rFonts w:ascii="Avenir Next" w:hAnsi="Avenir Next" w:cs="Avenir Next" w:eastAsia="Avenir Next"/>
-                <w:color w:val="1A1A1A"/>
-                <w:sz w:val="18"/>
+              <w:tab/>
+            </w:r>
+            <w:r>
+              <w:rPr>
+                <w:rFonts w:ascii="Avenir Next" w:hAnsi="Avenir Next" w:cs="Avenir Next" w:eastAsia="Avenir Next"/>
+                <w:color w:val="1A1A1A"/>
+                <w:sz w:val="22"/>
                 <w:szCs w:val="18"/>
               </w:rPr>
-              <w:tab/>
-            </w:r>
-            <w:r>
-              <w:rPr>
-                <w:rFonts w:ascii="Avenir Next" w:hAnsi="Avenir Next" w:cs="Avenir Next" w:eastAsia="Avenir Next"/>
-                <w:color w:val="1A1A1A"/>
-                <w:sz w:val="18"/>
+              <w:t xml:space="preserve">Use a </w:t>
+            </w:r>
+            <w:r>
+              <w:rPr>
+                <w:rFonts w:ascii="Avenir Next" w:hAnsi="Avenir Next" w:cs="Avenir Next" w:eastAsia="Avenir Next"/>
+                <w:b/>
+                <w:color w:val="1A1A1A"/>
+                <w:sz w:val="22"/>
                 <w:szCs w:val="18"/>
               </w:rPr>
-              <w:t xml:space="preserve">Use a </w:t>
-            </w:r>
-            <w:r>
-              <w:rPr>
-                <w:rFonts w:ascii="Avenir Next" w:hAnsi="Avenir Next" w:cs="Avenir Next" w:eastAsia="Avenir Next"/>
-                <w:b/>
-                <w:color w:val="1A1A1A"/>
-                <w:sz w:val="18"/>
-                <w:szCs w:val="18"/>
-              </w:rPr>
               <w:t xml:space="preserve">variable</w:t>
             </w:r>
             <w:r>
               <w:rPr>
                 <w:rFonts w:ascii="Avenir Next" w:hAnsi="Avenir Next" w:cs="Avenir Next" w:eastAsia="Avenir Next"/>
                 <w:color w:val="1A1A1A"/>
-                <w:sz w:val="18"/>
+                <w:sz w:val="22"/>
                 <w:szCs w:val="18"/>
               </w:rPr>
               <w:t xml:space="preserve"> for the unknown amount.</w:t>
@@ -2618,35 +2625,54 @@
                 <w:rFonts w:ascii="Avenir Next" w:hAnsi="Avenir Next" w:cs="Avenir Next" w:eastAsia="Avenir Next"/>
                 <w:b/>
                 <w:color w:val="003A70"/>
+                <w:sz w:val="22"/>
+                <w:szCs w:val="18"/>
+              </w:rPr>
+              <w:t xml:space="preserve">•</w:t>
+            </w:r>
+            <w:r>
+              <w:rPr>
+                <w:rFonts w:ascii="Avenir Next" w:hAnsi="Avenir Next" w:cs="Avenir Next" w:eastAsia="Avenir Next"/>
+                <w:color w:val="1A1A1A"/>
                 <w:sz w:val="18"/>
                 <w:szCs w:val="18"/>
               </w:rPr>
-              <w:t xml:space="preserve">•</w:t>
-            </w:r>
-            <w:r>
-              <w:rPr>
-                <w:rFonts w:ascii="Avenir Next" w:hAnsi="Avenir Next" w:cs="Avenir Next" w:eastAsia="Avenir Next"/>
-                <w:color w:val="1A1A1A"/>
-                <w:sz w:val="18"/>
+              <w:tab/>
+            </w:r>
+            <w:r>
+              <w:rPr>
+                <w:rFonts w:ascii="Avenir Next" w:hAnsi="Avenir Next" w:cs="Avenir Next" w:eastAsia="Avenir Next"/>
+                <w:color w:val="1A1A1A"/>
+                <w:sz w:val="22"/>
                 <w:szCs w:val="18"/>
               </w:rPr>
-              <w:tab/>
-            </w:r>
-            <w:r>
-              <w:rPr>
-                <w:rFonts w:ascii="Avenir Next" w:hAnsi="Avenir Next" w:cs="Avenir Next" w:eastAsia="Avenir Next"/>
-                <w:color w:val="1A1A1A"/>
-                <w:sz w:val="18"/>
+              <w:t xml:space="preserve">“7 less than </w:t>
+            </w:r>
+            <w:r>
+              <w:rPr>
+                <w:rFonts w:ascii="Avenir Next" w:hAnsi="Avenir Next" w:cs="Avenir Next" w:eastAsia="Avenir Next"/>
+                <w:i/>
+                <w:color w:val="1A1A1A"/>
+                <w:sz w:val="22"/>
                 <w:szCs w:val="18"/>
               </w:rPr>
-              <w:t xml:space="preserve">“7 less than </w:t>
+              <w:t xml:space="preserve">n</w:t>
+            </w:r>
+            <w:r>
+              <w:rPr>
+                <w:rFonts w:ascii="Avenir Next" w:hAnsi="Avenir Next" w:cs="Avenir Next" w:eastAsia="Avenir Next"/>
+                <w:color w:val="1A1A1A"/>
+                <w:sz w:val="22"/>
+                <w:szCs w:val="18"/>
+              </w:rPr>
+              <w:t xml:space="preserve">” is </w:t>
             </w:r>
             <w:r>
               <w:rPr>
                 <w:rFonts w:ascii="Avenir Next" w:hAnsi="Avenir Next" w:cs="Avenir Next" w:eastAsia="Avenir Next"/>
                 <w:i/>
                 <w:color w:val="1A1A1A"/>
-                <w:sz w:val="18"/>
+                <w:sz w:val="22"/>
                 <w:szCs w:val="18"/>
               </w:rPr>
               <w:t xml:space="preserve">n</w:t>
@@ -2655,17 +2681,36 @@
               <w:rPr>
                 <w:rFonts w:ascii="Avenir Next" w:hAnsi="Avenir Next" w:cs="Avenir Next" w:eastAsia="Avenir Next"/>
                 <w:color w:val="1A1A1A"/>
-                <w:sz w:val="18"/>
+                <w:sz w:val="22"/>
                 <w:szCs w:val="18"/>
               </w:rPr>
-              <w:t xml:space="preserve">” is </w:t>
+              <w:t xml:space="preserve"> − 7, </w:t>
+            </w:r>
+            <w:r>
+              <w:rPr>
+                <w:rFonts w:ascii="Avenir Next" w:hAnsi="Avenir Next" w:cs="Avenir Next" w:eastAsia="Avenir Next"/>
+                <w:b/>
+                <w:color w:val="1A1A1A"/>
+                <w:sz w:val="22"/>
+                <w:szCs w:val="18"/>
+              </w:rPr>
+              <w:t xml:space="preserve">not</w:t>
+            </w:r>
+            <w:r>
+              <w:rPr>
+                <w:rFonts w:ascii="Avenir Next" w:hAnsi="Avenir Next" w:cs="Avenir Next" w:eastAsia="Avenir Next"/>
+                <w:color w:val="1A1A1A"/>
+                <w:sz w:val="22"/>
+                <w:szCs w:val="18"/>
+              </w:rPr>
+              <w:t xml:space="preserve"> 7 − </w:t>
             </w:r>
             <w:r>
               <w:rPr>
                 <w:rFonts w:ascii="Avenir Next" w:hAnsi="Avenir Next" w:cs="Avenir Next" w:eastAsia="Avenir Next"/>
                 <w:i/>
                 <w:color w:val="1A1A1A"/>
-                <w:sz w:val="18"/>
+                <w:sz w:val="22"/>
                 <w:szCs w:val="18"/>
               </w:rPr>
               <w:t xml:space="preserve">n</w:t>
@@ -2674,45 +2719,7 @@
               <w:rPr>
                 <w:rFonts w:ascii="Avenir Next" w:hAnsi="Avenir Next" w:cs="Avenir Next" w:eastAsia="Avenir Next"/>
                 <w:color w:val="1A1A1A"/>
-                <w:sz w:val="18"/>
-                <w:szCs w:val="18"/>
-              </w:rPr>
-              <w:t xml:space="preserve"> − 7, </w:t>
-            </w:r>
-            <w:r>
-              <w:rPr>
-                <w:rFonts w:ascii="Avenir Next" w:hAnsi="Avenir Next" w:cs="Avenir Next" w:eastAsia="Avenir Next"/>
-                <w:b/>
-                <w:color w:val="1A1A1A"/>
-                <w:sz w:val="18"/>
-                <w:szCs w:val="18"/>
-              </w:rPr>
-              <w:t xml:space="preserve">not</w:t>
-            </w:r>
-            <w:r>
-              <w:rPr>
-                <w:rFonts w:ascii="Avenir Next" w:hAnsi="Avenir Next" w:cs="Avenir Next" w:eastAsia="Avenir Next"/>
-                <w:color w:val="1A1A1A"/>
-                <w:sz w:val="18"/>
-                <w:szCs w:val="18"/>
-              </w:rPr>
-              <w:t xml:space="preserve"> 7 − </w:t>
-            </w:r>
-            <w:r>
-              <w:rPr>
-                <w:rFonts w:ascii="Avenir Next" w:hAnsi="Avenir Next" w:cs="Avenir Next" w:eastAsia="Avenir Next"/>
-                <w:i/>
-                <w:color w:val="1A1A1A"/>
-                <w:sz w:val="18"/>
-                <w:szCs w:val="18"/>
-              </w:rPr>
-              <w:t xml:space="preserve">n</w:t>
-            </w:r>
-            <w:r>
-              <w:rPr>
-                <w:rFonts w:ascii="Avenir Next" w:hAnsi="Avenir Next" w:cs="Avenir Next" w:eastAsia="Avenir Next"/>
-                <w:color w:val="1A1A1A"/>
-                <w:sz w:val="18"/>
+                <w:sz w:val="22"/>
                 <w:szCs w:val="18"/>
               </w:rPr>
               <w:t xml:space="preserve">.</w:t>
@@ -2731,35 +2738,35 @@
                 <w:rFonts w:ascii="Avenir Next" w:hAnsi="Avenir Next" w:cs="Avenir Next" w:eastAsia="Avenir Next"/>
                 <w:b/>
                 <w:color w:val="003A70"/>
+                <w:sz w:val="22"/>
+                <w:szCs w:val="18"/>
+              </w:rPr>
+              <w:t xml:space="preserve">•</w:t>
+            </w:r>
+            <w:r>
+              <w:rPr>
+                <w:rFonts w:ascii="Avenir Next" w:hAnsi="Avenir Next" w:cs="Avenir Next" w:eastAsia="Avenir Next"/>
+                <w:color w:val="1A1A1A"/>
                 <w:sz w:val="18"/>
                 <w:szCs w:val="18"/>
               </w:rPr>
-              <w:t xml:space="preserve">•</w:t>
-            </w:r>
-            <w:r>
-              <w:rPr>
-                <w:rFonts w:ascii="Avenir Next" w:hAnsi="Avenir Next" w:cs="Avenir Next" w:eastAsia="Avenir Next"/>
-                <w:color w:val="1A1A1A"/>
-                <w:sz w:val="18"/>
+              <w:tab/>
+            </w:r>
+            <w:r>
+              <w:rPr>
+                <w:rFonts w:ascii="Avenir Next" w:hAnsi="Avenir Next" w:cs="Avenir Next" w:eastAsia="Avenir Next"/>
+                <w:b/>
+                <w:color w:val="1A1A1A"/>
+                <w:sz w:val="22"/>
                 <w:szCs w:val="18"/>
               </w:rPr>
-              <w:tab/>
-            </w:r>
-            <w:r>
-              <w:rPr>
-                <w:rFonts w:ascii="Avenir Next" w:hAnsi="Avenir Next" w:cs="Avenir Next" w:eastAsia="Avenir Next"/>
-                <w:b/>
-                <w:color w:val="1A1A1A"/>
-                <w:sz w:val="18"/>
-                <w:szCs w:val="18"/>
-              </w:rPr>
               <w:t xml:space="preserve">Test</w:t>
             </w:r>
             <w:r>
               <w:rPr>
                 <w:rFonts w:ascii="Avenir Next" w:hAnsi="Avenir Next" w:cs="Avenir Next" w:eastAsia="Avenir Next"/>
                 <w:color w:val="1A1A1A"/>
-                <w:sz w:val="18"/>
+                <w:sz w:val="22"/>
                 <w:szCs w:val="18"/>
               </w:rPr>
               <w:t xml:space="preserve"> an answer by substituting it.</w:t>
@@ -2774,6 +2781,7 @@
           </w:tcPr>
           <w:p>
             <w:pPr>
+              <w:pStyle w:val="Heading2"/>
               <w:spacing w:before="0" w:after="0" w:line="240" w:lineRule="auto"/>
             </w:pPr>
             <w:r>
@@ -2797,7 +2805,7 @@
                 <w:rFonts w:ascii="Avenir Next" w:hAnsi="Avenir Next" w:cs="Avenir Next" w:eastAsia="Avenir Next"/>
                 <w:i/>
                 <w:color w:val="1A1A1A"/>
-                <w:sz w:val="17"/>
+                <w:sz w:val="22"/>
                 <w:szCs w:val="17"/>
               </w:rPr>
               <w:t xml:space="preserve">b</w:t>
@@ -2806,7 +2814,7 @@
               <w:rPr>
                 <w:rFonts w:ascii="Avenir Next" w:hAnsi="Avenir Next" w:cs="Avenir Next" w:eastAsia="Avenir Next"/>
                 <w:color w:val="1A1A1A"/>
-                <w:sz w:val="17"/>
+                <w:sz w:val="22"/>
                 <w:szCs w:val="17"/>
               </w:rPr>
               <w:t xml:space="preserve"> books plus 15 more is 52 books. Test </w:t>
@@ -2816,7 +2824,7 @@
                 <w:rFonts w:ascii="Avenir Next" w:hAnsi="Avenir Next" w:cs="Avenir Next" w:eastAsia="Avenir Next"/>
                 <w:i/>
                 <w:color w:val="1A1A1A"/>
-                <w:sz w:val="17"/>
+                <w:sz w:val="22"/>
                 <w:szCs w:val="17"/>
               </w:rPr>
               <w:t xml:space="preserve">b</w:t>
@@ -2825,7 +2833,7 @@
               <w:rPr>
                 <w:rFonts w:ascii="Avenir Next" w:hAnsi="Avenir Next" w:cs="Avenir Next" w:eastAsia="Avenir Next"/>
                 <w:color w:val="1A1A1A"/>
-                <w:sz w:val="17"/>
+                <w:sz w:val="22"/>
                 <w:szCs w:val="17"/>
               </w:rPr>
               <w:t xml:space="preserve"> = 37.</w:t>
@@ -2844,44 +2852,44 @@
                 <w:rFonts w:ascii="Avenir Next" w:hAnsi="Avenir Next" w:cs="Avenir Next" w:eastAsia="Avenir Next"/>
                 <w:b/>
                 <w:color w:val="003A70"/>
+                <w:sz w:val="22"/>
+                <w:szCs w:val="17"/>
+              </w:rPr>
+              <w:t xml:space="preserve">Step 1</w:t>
+            </w:r>
+            <w:r>
+              <w:rPr>
+                <w:rFonts w:ascii="Avenir Next" w:hAnsi="Avenir Next" w:cs="Avenir Next" w:eastAsia="Avenir Next"/>
+                <w:color w:val="1A1A1A"/>
                 <w:sz w:val="17"/>
                 <w:szCs w:val="17"/>
               </w:rPr>
-              <w:t xml:space="preserve">Step 1</w:t>
-            </w:r>
-            <w:r>
-              <w:rPr>
-                <w:rFonts w:ascii="Avenir Next" w:hAnsi="Avenir Next" w:cs="Avenir Next" w:eastAsia="Avenir Next"/>
-                <w:color w:val="1A1A1A"/>
-                <w:sz w:val="17"/>
+              <w:tab/>
+            </w:r>
+            <w:r>
+              <w:rPr>
+                <w:rFonts w:ascii="Avenir Next" w:hAnsi="Avenir Next" w:cs="Avenir Next" w:eastAsia="Avenir Next"/>
+                <w:color w:val="1A1A1A"/>
+                <w:sz w:val="22"/>
                 <w:szCs w:val="17"/>
               </w:rPr>
-              <w:tab/>
-            </w:r>
-            <w:r>
-              <w:rPr>
-                <w:rFonts w:ascii="Avenir Next" w:hAnsi="Avenir Next" w:cs="Avenir Next" w:eastAsia="Avenir Next"/>
-                <w:color w:val="1A1A1A"/>
-                <w:sz w:val="17"/>
+              <w:t xml:space="preserve">Equation: </w:t>
+            </w:r>
+            <w:r>
+              <w:rPr>
+                <w:rFonts w:ascii="Avenir Next" w:hAnsi="Avenir Next" w:cs="Avenir Next" w:eastAsia="Avenir Next"/>
+                <w:i/>
+                <w:color w:val="1A1A1A"/>
+                <w:sz w:val="22"/>
                 <w:szCs w:val="17"/>
               </w:rPr>
-              <w:t xml:space="preserve">Equation: </w:t>
-            </w:r>
-            <w:r>
-              <w:rPr>
-                <w:rFonts w:ascii="Avenir Next" w:hAnsi="Avenir Next" w:cs="Avenir Next" w:eastAsia="Avenir Next"/>
-                <w:i/>
-                <w:color w:val="1A1A1A"/>
-                <w:sz w:val="17"/>
-                <w:szCs w:val="17"/>
-              </w:rPr>
               <w:t xml:space="preserve">b</w:t>
             </w:r>
             <w:r>
               <w:rPr>
                 <w:rFonts w:ascii="Avenir Next" w:hAnsi="Avenir Next" w:cs="Avenir Next" w:eastAsia="Avenir Next"/>
                 <w:color w:val="1A1A1A"/>
-                <w:sz w:val="17"/>
+                <w:sz w:val="22"/>
                 <w:szCs w:val="17"/>
               </w:rPr>
               <w:t xml:space="preserve"> + 15 = 52</w:t>
@@ -2900,25 +2908,25 @@
                 <w:rFonts w:ascii="Avenir Next" w:hAnsi="Avenir Next" w:cs="Avenir Next" w:eastAsia="Avenir Next"/>
                 <w:b/>
                 <w:color w:val="003A70"/>
+                <w:sz w:val="22"/>
+                <w:szCs w:val="17"/>
+              </w:rPr>
+              <w:t xml:space="preserve">Step 2</w:t>
+            </w:r>
+            <w:r>
+              <w:rPr>
+                <w:rFonts w:ascii="Avenir Next" w:hAnsi="Avenir Next" w:cs="Avenir Next" w:eastAsia="Avenir Next"/>
+                <w:color w:val="1A1A1A"/>
                 <w:sz w:val="17"/>
                 <w:szCs w:val="17"/>
               </w:rPr>
-              <w:t xml:space="preserve">Step 2</w:t>
-            </w:r>
-            <w:r>
-              <w:rPr>
-                <w:rFonts w:ascii="Avenir Next" w:hAnsi="Avenir Next" w:cs="Avenir Next" w:eastAsia="Avenir Next"/>
-                <w:color w:val="1A1A1A"/>
-                <w:sz w:val="17"/>
-                <w:szCs w:val="17"/>
-              </w:rPr>
               <w:tab/>
             </w:r>
             <w:r>
               <w:rPr>
                 <w:rFonts w:ascii="Avenir Next" w:hAnsi="Avenir Next" w:cs="Avenir Next" w:eastAsia="Avenir Next"/>
                 <w:color w:val="1A1A1A"/>
-                <w:sz w:val="17"/>
+                <w:sz w:val="22"/>
                 <w:szCs w:val="17"/>
               </w:rPr>
               <w:t xml:space="preserve">Test: 37 + 15 = 52, so it checks.</w:t>
@@ -2937,18 +2945,18 @@
                 <w:rFonts w:ascii="Avenir Next" w:hAnsi="Avenir Next" w:cs="Avenir Next" w:eastAsia="Avenir Next"/>
                 <w:b/>
                 <w:color w:val="1A1A1A"/>
+                <w:sz w:val="22"/>
+                <w:szCs w:val="17"/>
+              </w:rPr>
+              <w:t xml:space="preserve">Answer</w:t>
+            </w:r>
+            <w:r>
+              <w:rPr>
+                <w:rFonts w:ascii="Avenir Next" w:hAnsi="Avenir Next" w:cs="Avenir Next" w:eastAsia="Avenir Next"/>
+                <w:color w:val="1A1A1A"/>
                 <w:sz w:val="17"/>
                 <w:szCs w:val="17"/>
               </w:rPr>
-              <w:t xml:space="preserve">Answer</w:t>
-            </w:r>
-            <w:r>
-              <w:rPr>
-                <w:rFonts w:ascii="Avenir Next" w:hAnsi="Avenir Next" w:cs="Avenir Next" w:eastAsia="Avenir Next"/>
-                <w:color w:val="1A1A1A"/>
-                <w:sz w:val="17"/>
-                <w:szCs w:val="17"/>
-              </w:rPr>
               <w:tab/>
             </w:r>
             <w:r>
@@ -2957,7 +2965,7 @@
                 <w:b/>
                 <w:i/>
                 <w:color w:val="1A1A1A"/>
-                <w:sz w:val="17"/>
+                <w:sz w:val="22"/>
                 <w:szCs w:val="17"/>
               </w:rPr>
               <w:t xml:space="preserve">b</w:t>
@@ -2967,7 +2975,7 @@
                 <w:rFonts w:ascii="Avenir Next" w:hAnsi="Avenir Next" w:cs="Avenir Next" w:eastAsia="Avenir Next"/>
                 <w:b/>
                 <w:color w:val="1A1A1A"/>
-                <w:sz w:val="17"/>
+                <w:sz w:val="22"/>
                 <w:szCs w:val="17"/>
               </w:rPr>
               <w:t xml:space="preserve"> + 15 = 52; </w:t>
@@ -2978,7 +2986,7 @@
                 <w:b/>
                 <w:i/>
                 <w:color w:val="1A1A1A"/>
-                <w:sz w:val="17"/>
+                <w:sz w:val="22"/>
                 <w:szCs w:val="17"/>
               </w:rPr>
               <w:t xml:space="preserve">b</w:t>
@@ -2988,7 +2996,7 @@
                 <w:rFonts w:ascii="Avenir Next" w:hAnsi="Avenir Next" w:cs="Avenir Next" w:eastAsia="Avenir Next"/>
                 <w:b/>
                 <w:color w:val="1A1A1A"/>
-                <w:sz w:val="17"/>
+                <w:sz w:val="22"/>
                 <w:szCs w:val="17"/>
               </w:rPr>
               <w:t xml:space="preserve"> = 37</w:t>
@@ -2999,6 +3007,7 @@
     </w:tbl>
     <w:p>
       <w:pPr>
+        <w:pStyle w:val="Heading2"/>
         <w:keepNext/>
         <w:pBdr>
           <w:bottom w:val="single" w:sz="8" w:space="3" w:color="003A70"/>
@@ -3014,7 +3023,7 @@
           <w:b/>
           <w:color w:val="003A70"/>
           <w:spacing w:val="14"/>
-          <w:sz w:val="19"/>
+          <w:sz w:val="22"/>
           <w:szCs w:val="19"/>
         </w:rPr>
         <w:t xml:space="preserve">PRACTICE</w:t>
@@ -3033,7 +3042,7 @@
           <w:rFonts w:ascii="Avenir Next" w:hAnsi="Avenir Next" w:cs="Avenir Next" w:eastAsia="Avenir Next"/>
           <w:i/>
           <w:color w:val="5A5F66"/>
-          <w:sz w:val="17"/>
+          <w:sz w:val="22"/>
           <w:szCs w:val="17"/>
         </w:rPr>
         <w:t xml:space="preserve">show your work · label units</w:t>
@@ -3053,25 +3062,25 @@
           <w:rFonts w:ascii="Avenir Next" w:hAnsi="Avenir Next" w:cs="Avenir Next" w:eastAsia="Avenir Next"/>
           <w:b/>
           <w:color w:val="1A1A1A"/>
+          <w:sz w:val="22"/>
+          <w:szCs w:val="20"/>
+        </w:rPr>
+        <w:t xml:space="preserve">1.</w:t>
+      </w:r>
+      <w:r>
+        <w:rPr>
+          <w:rFonts w:ascii="Avenir Next" w:hAnsi="Avenir Next" w:cs="Avenir Next" w:eastAsia="Avenir Next"/>
+          <w:color w:val="1A1A1A"/>
           <w:sz w:val="20"/>
           <w:szCs w:val="20"/>
         </w:rPr>
-        <w:t xml:space="preserve">1.</w:t>
-      </w:r>
-      <w:r>
-        <w:rPr>
-          <w:rFonts w:ascii="Avenir Next" w:hAnsi="Avenir Next" w:cs="Avenir Next" w:eastAsia="Avenir Next"/>
-          <w:color w:val="1A1A1A"/>
-          <w:sz w:val="20"/>
-          <w:szCs w:val="20"/>
-        </w:rPr>
         <w:tab/>
       </w:r>
       <w:r>
         <w:rPr>
           <w:rFonts w:ascii="Avenir Next" w:hAnsi="Avenir Next" w:cs="Avenir Next" w:eastAsia="Avenir Next"/>
           <w:color w:val="1A1A1A"/>
-          <w:sz w:val="20"/>
+          <w:sz w:val="22"/>
           <w:szCs w:val="20"/>
         </w:rPr>
         <w:t xml:space="preserve">Write an equation for each sentence. Use </w:t>
@@ -3081,7 +3090,7 @@
           <w:rFonts w:ascii="Avenir Next" w:hAnsi="Avenir Next" w:cs="Avenir Next" w:eastAsia="Avenir Next"/>
           <w:i/>
           <w:color w:val="1A1A1A"/>
-          <w:sz w:val="20"/>
+          <w:sz w:val="22"/>
           <w:szCs w:val="20"/>
         </w:rPr>
         <w:t xml:space="preserve">n</w:t>
@@ -3090,7 +3099,7 @@
         <w:rPr>
           <w:rFonts w:ascii="Avenir Next" w:hAnsi="Avenir Next" w:cs="Avenir Next" w:eastAsia="Avenir Next"/>
           <w:color w:val="1A1A1A"/>
-          <w:sz w:val="20"/>
+          <w:sz w:val="22"/>
           <w:szCs w:val="20"/>
         </w:rPr>
         <w:t xml:space="preserve"> for the number.</w:t>
@@ -3145,25 +3154,25 @@
                 <w:rFonts w:ascii="Avenir Next" w:hAnsi="Avenir Next" w:cs="Avenir Next" w:eastAsia="Avenir Next"/>
                 <w:b/>
                 <w:color w:val="003A70"/>
+                <w:sz w:val="22"/>
+                <w:szCs w:val="20"/>
+              </w:rPr>
+              <w:t xml:space="preserve">a.</w:t>
+            </w:r>
+            <w:r>
+              <w:rPr>
+                <w:rFonts w:ascii="Avenir Next" w:hAnsi="Avenir Next" w:cs="Avenir Next" w:eastAsia="Avenir Next"/>
+                <w:color w:val="1A1A1A"/>
                 <w:sz w:val="20"/>
                 <w:szCs w:val="20"/>
               </w:rPr>
-              <w:t xml:space="preserve">a.</w:t>
-            </w:r>
-            <w:r>
-              <w:rPr>
-                <w:rFonts w:ascii="Avenir Next" w:hAnsi="Avenir Next" w:cs="Avenir Next" w:eastAsia="Avenir Next"/>
-                <w:color w:val="1A1A1A"/>
-                <w:sz w:val="20"/>
-                <w:szCs w:val="20"/>
-              </w:rPr>
               <w:tab/>
             </w:r>
             <w:r>
               <w:rPr>
                 <w:rFonts w:ascii="Avenir Next" w:hAnsi="Avenir Next" w:cs="Avenir Next" w:eastAsia="Avenir Next"/>
                 <w:color w:val="1A1A1A"/>
-                <w:sz w:val="20"/>
+                <w:sz w:val="22"/>
                 <w:szCs w:val="20"/>
               </w:rPr>
               <w:t xml:space="preserve">A number increased by 9 is 31.</w:t>
@@ -3207,25 +3216,25 @@
                 <w:rFonts w:ascii="Avenir Next" w:hAnsi="Avenir Next" w:cs="Avenir Next" w:eastAsia="Avenir Next"/>
                 <w:b/>
                 <w:color w:val="003A70"/>
+                <w:sz w:val="22"/>
+                <w:szCs w:val="20"/>
+              </w:rPr>
+              <w:t xml:space="preserve">b.</w:t>
+            </w:r>
+            <w:r>
+              <w:rPr>
+                <w:rFonts w:ascii="Avenir Next" w:hAnsi="Avenir Next" w:cs="Avenir Next" w:eastAsia="Avenir Next"/>
+                <w:color w:val="1A1A1A"/>
                 <w:sz w:val="20"/>
                 <w:szCs w:val="20"/>
               </w:rPr>
-              <w:t xml:space="preserve">b.</w:t>
-            </w:r>
-            <w:r>
-              <w:rPr>
-                <w:rFonts w:ascii="Avenir Next" w:hAnsi="Avenir Next" w:cs="Avenir Next" w:eastAsia="Avenir Next"/>
-                <w:color w:val="1A1A1A"/>
-                <w:sz w:val="20"/>
-                <w:szCs w:val="20"/>
-              </w:rPr>
               <w:tab/>
             </w:r>
             <w:r>
               <w:rPr>
                 <w:rFonts w:ascii="Avenir Next" w:hAnsi="Avenir Next" w:cs="Avenir Next" w:eastAsia="Avenir Next"/>
                 <w:color w:val="1A1A1A"/>
-                <w:sz w:val="20"/>
+                <w:sz w:val="22"/>
                 <w:szCs w:val="20"/>
               </w:rPr>
               <w:t xml:space="preserve">7 times a number is 63.</w:t>
@@ -3275,25 +3284,25 @@
                 <w:rFonts w:ascii="Avenir Next" w:hAnsi="Avenir Next" w:cs="Avenir Next" w:eastAsia="Avenir Next"/>
                 <w:b/>
                 <w:color w:val="003A70"/>
+                <w:sz w:val="22"/>
+                <w:szCs w:val="20"/>
+              </w:rPr>
+              <w:t xml:space="preserve">c.</w:t>
+            </w:r>
+            <w:r>
+              <w:rPr>
+                <w:rFonts w:ascii="Avenir Next" w:hAnsi="Avenir Next" w:cs="Avenir Next" w:eastAsia="Avenir Next"/>
+                <w:color w:val="1A1A1A"/>
                 <w:sz w:val="20"/>
                 <w:szCs w:val="20"/>
               </w:rPr>
-              <w:t xml:space="preserve">c.</w:t>
-            </w:r>
-            <w:r>
-              <w:rPr>
-                <w:rFonts w:ascii="Avenir Next" w:hAnsi="Avenir Next" w:cs="Avenir Next" w:eastAsia="Avenir Next"/>
-                <w:color w:val="1A1A1A"/>
-                <w:sz w:val="20"/>
-                <w:szCs w:val="20"/>
-              </w:rPr>
               <w:tab/>
             </w:r>
             <w:r>
               <w:rPr>
                 <w:rFonts w:ascii="Avenir Next" w:hAnsi="Avenir Next" w:cs="Avenir Next" w:eastAsia="Avenir Next"/>
                 <w:color w:val="1A1A1A"/>
-                <w:sz w:val="20"/>
+                <w:sz w:val="22"/>
                 <w:szCs w:val="20"/>
               </w:rPr>
               <w:t xml:space="preserve">12 less than a number is 20.</w:t>
@@ -3337,25 +3346,25 @@
                 <w:rFonts w:ascii="Avenir Next" w:hAnsi="Avenir Next" w:cs="Avenir Next" w:eastAsia="Avenir Next"/>
                 <w:b/>
                 <w:color w:val="003A70"/>
+                <w:sz w:val="22"/>
+                <w:szCs w:val="20"/>
+              </w:rPr>
+              <w:t xml:space="preserve">d.</w:t>
+            </w:r>
+            <w:r>
+              <w:rPr>
+                <w:rFonts w:ascii="Avenir Next" w:hAnsi="Avenir Next" w:cs="Avenir Next" w:eastAsia="Avenir Next"/>
+                <w:color w:val="1A1A1A"/>
                 <w:sz w:val="20"/>
                 <w:szCs w:val="20"/>
               </w:rPr>
-              <w:t xml:space="preserve">d.</w:t>
-            </w:r>
-            <w:r>
-              <w:rPr>
-                <w:rFonts w:ascii="Avenir Next" w:hAnsi="Avenir Next" w:cs="Avenir Next" w:eastAsia="Avenir Next"/>
-                <w:color w:val="1A1A1A"/>
-                <w:sz w:val="20"/>
-                <w:szCs w:val="20"/>
-              </w:rPr>
               <w:tab/>
             </w:r>
             <w:r>
               <w:rPr>
                 <w:rFonts w:ascii="Avenir Next" w:hAnsi="Avenir Next" w:cs="Avenir Next" w:eastAsia="Avenir Next"/>
                 <w:color w:val="1A1A1A"/>
-                <w:sz w:val="20"/>
+                <w:sz w:val="22"/>
                 <w:szCs w:val="20"/>
               </w:rPr>
               <w:t xml:space="preserve">A number divided by 5 is 8.</w:t>
@@ -3402,18 +3411,18 @@
           <w:rFonts w:ascii="Avenir Next" w:hAnsi="Avenir Next" w:cs="Avenir Next" w:eastAsia="Avenir Next"/>
           <w:b/>
           <w:color w:val="1A1A1A"/>
+          <w:sz w:val="22"/>
+          <w:szCs w:val="20"/>
+        </w:rPr>
+        <w:t xml:space="preserve">2.</w:t>
+      </w:r>
+      <w:r>
+        <w:rPr>
+          <w:rFonts w:ascii="Avenir Next" w:hAnsi="Avenir Next" w:cs="Avenir Next" w:eastAsia="Avenir Next"/>
+          <w:color w:val="1A1A1A"/>
           <w:sz w:val="20"/>
           <w:szCs w:val="20"/>
         </w:rPr>
-        <w:t xml:space="preserve">2.</w:t>
-      </w:r>
-      <w:r>
-        <w:rPr>
-          <w:rFonts w:ascii="Avenir Next" w:hAnsi="Avenir Next" w:cs="Avenir Next" w:eastAsia="Avenir Next"/>
-          <w:color w:val="1A1A1A"/>
-          <w:sz w:val="20"/>
-          <w:szCs w:val="20"/>
-        </w:rPr>
         <w:tab/>
       </w:r>
       <w:r>
@@ -3421,7 +3430,7 @@
           <w:rFonts w:ascii="Avenir Next" w:hAnsi="Avenir Next" w:cs="Avenir Next" w:eastAsia="Avenir Next"/>
           <w:b/>
           <w:color w:val="1A1A1A"/>
-          <w:sz w:val="20"/>
+          <w:sz w:val="22"/>
           <w:szCs w:val="20"/>
         </w:rPr>
         <w:t xml:space="preserve">Stickers.  </w:t>
@@ -3430,7 +3439,7 @@
         <w:rPr>
           <w:rFonts w:ascii="Avenir Next" w:hAnsi="Avenir Next" w:cs="Avenir Next" w:eastAsia="Avenir Next"/>
           <w:color w:val="1A1A1A"/>
-          <w:sz w:val="20"/>
+          <w:sz w:val="22"/>
           <w:szCs w:val="20"/>
         </w:rPr>
         <w:t xml:space="preserve">Rosa gave away 14 stickers and has 29 left. Write an equation for </w:t>
@@ -3440,7 +3449,7 @@
           <w:rFonts w:ascii="Avenir Next" w:hAnsi="Avenir Next" w:cs="Avenir Next" w:eastAsia="Avenir Next"/>
           <w:i/>
           <w:color w:val="1A1A1A"/>
-          <w:sz w:val="20"/>
+          <w:sz w:val="22"/>
           <w:szCs w:val="20"/>
         </w:rPr>
         <w:t xml:space="preserve">s</w:t>
@@ -3449,7 +3458,7 @@
         <w:rPr>
           <w:rFonts w:ascii="Avenir Next" w:hAnsi="Avenir Next" w:cs="Avenir Next" w:eastAsia="Avenir Next"/>
           <w:color w:val="1A1A1A"/>
-          <w:sz w:val="20"/>
+          <w:sz w:val="22"/>
           <w:szCs w:val="20"/>
         </w:rPr>
         <w:t xml:space="preserve">. Test </w:t>
@@ -3459,7 +3468,7 @@
           <w:rFonts w:ascii="Avenir Next" w:hAnsi="Avenir Next" w:cs="Avenir Next" w:eastAsia="Avenir Next"/>
           <w:i/>
           <w:color w:val="1A1A1A"/>
-          <w:sz w:val="20"/>
+          <w:sz w:val="22"/>
           <w:szCs w:val="20"/>
         </w:rPr>
         <w:t xml:space="preserve">s</w:t>
@@ -3468,7 +3477,7 @@
         <w:rPr>
           <w:rFonts w:ascii="Avenir Next" w:hAnsi="Avenir Next" w:cs="Avenir Next" w:eastAsia="Avenir Next"/>
           <w:color w:val="1A1A1A"/>
-          <w:sz w:val="20"/>
+          <w:sz w:val="22"/>
           <w:szCs w:val="20"/>
         </w:rPr>
         <w:t xml:space="preserve"> = 43.</w:t>
@@ -3487,7 +3496,7 @@
         <w:drawing>
           <wp:inline distT="0" distB="0" distL="0" distR="0">
             <wp:extent cx="2743200" cy="459187"/>
-            <wp:docPr id="2" name="Figure 2"/>
+            <wp:docPr id="2" name="Figure 2" descr="Tape diagram. : 2 equal sections; section labels 29 left, 14 given. Total label: s."/>
             <a:graphic xmlns:a="http://schemas.openxmlformats.org/drawingml/2006/main">
               <a:graphicData uri="http://schemas.openxmlformats.org/drawingml/2006/picture">
                 <pic:pic xmlns:pic="http://schemas.openxmlformats.org/drawingml/2006/picture">
@@ -3530,7 +3539,7 @@
           <w:rFonts w:ascii="Avenir Next" w:hAnsi="Avenir Next" w:cs="Avenir Next" w:eastAsia="Avenir Next"/>
           <w:b/>
           <w:color w:val="1A1A1A"/>
-          <w:sz w:val="18"/>
+          <w:sz w:val="22"/>
           <w:szCs w:val="18"/>
         </w:rPr>
         <w:t xml:space="preserve">Equation and test</w:t>
@@ -3564,18 +3573,18 @@
           <w:rFonts w:ascii="Avenir Next" w:hAnsi="Avenir Next" w:cs="Avenir Next" w:eastAsia="Avenir Next"/>
           <w:b/>
           <w:color w:val="1A1A1A"/>
+          <w:sz w:val="22"/>
+          <w:szCs w:val="20"/>
+        </w:rPr>
+        <w:t xml:space="preserve">3.</w:t>
+      </w:r>
+      <w:r>
+        <w:rPr>
+          <w:rFonts w:ascii="Avenir Next" w:hAnsi="Avenir Next" w:cs="Avenir Next" w:eastAsia="Avenir Next"/>
+          <w:color w:val="1A1A1A"/>
           <w:sz w:val="20"/>
           <w:szCs w:val="20"/>
         </w:rPr>
-        <w:t xml:space="preserve">3.</w:t>
-      </w:r>
-      <w:r>
-        <w:rPr>
-          <w:rFonts w:ascii="Avenir Next" w:hAnsi="Avenir Next" w:cs="Avenir Next" w:eastAsia="Avenir Next"/>
-          <w:color w:val="1A1A1A"/>
-          <w:sz w:val="20"/>
-          <w:szCs w:val="20"/>
-        </w:rPr>
         <w:tab/>
       </w:r>
       <w:r>
@@ -3583,7 +3592,7 @@
           <w:rFonts w:ascii="Avenir Next" w:hAnsi="Avenir Next" w:cs="Avenir Next" w:eastAsia="Avenir Next"/>
           <w:b/>
           <w:color w:val="1A1A1A"/>
-          <w:sz w:val="20"/>
+          <w:sz w:val="22"/>
           <w:szCs w:val="20"/>
         </w:rPr>
         <w:t xml:space="preserve">Field Trip.  </w:t>
@@ -3592,7 +3601,7 @@
         <w:rPr>
           <w:rFonts w:ascii="Avenir Next" w:hAnsi="Avenir Next" w:cs="Avenir Next" w:eastAsia="Avenir Next"/>
           <w:color w:val="1A1A1A"/>
-          <w:sz w:val="20"/>
+          <w:sz w:val="22"/>
           <w:szCs w:val="20"/>
         </w:rPr>
         <w:t xml:space="preserve">56 students ride equally in 4 vans. Write an equation for </w:t>
@@ -3602,7 +3611,7 @@
           <w:rFonts w:ascii="Avenir Next" w:hAnsi="Avenir Next" w:cs="Avenir Next" w:eastAsia="Avenir Next"/>
           <w:i/>
           <w:color w:val="1A1A1A"/>
-          <w:sz w:val="20"/>
+          <w:sz w:val="22"/>
           <w:szCs w:val="20"/>
         </w:rPr>
         <w:t xml:space="preserve">v</w:t>
@@ -3611,7 +3620,7 @@
         <w:rPr>
           <w:rFonts w:ascii="Avenir Next" w:hAnsi="Avenir Next" w:cs="Avenir Next" w:eastAsia="Avenir Next"/>
           <w:color w:val="1A1A1A"/>
-          <w:sz w:val="20"/>
+          <w:sz w:val="22"/>
           <w:szCs w:val="20"/>
         </w:rPr>
         <w:t xml:space="preserve">, the students per van. Test </w:t>
@@ -3621,7 +3630,7 @@
           <w:rFonts w:ascii="Avenir Next" w:hAnsi="Avenir Next" w:cs="Avenir Next" w:eastAsia="Avenir Next"/>
           <w:i/>
           <w:color w:val="1A1A1A"/>
-          <w:sz w:val="20"/>
+          <w:sz w:val="22"/>
           <w:szCs w:val="20"/>
         </w:rPr>
         <w:t xml:space="preserve">v</w:t>
@@ -3630,7 +3639,7 @@
         <w:rPr>
           <w:rFonts w:ascii="Avenir Next" w:hAnsi="Avenir Next" w:cs="Avenir Next" w:eastAsia="Avenir Next"/>
           <w:color w:val="1A1A1A"/>
-          <w:sz w:val="20"/>
+          <w:sz w:val="22"/>
           <w:szCs w:val="20"/>
         </w:rPr>
         <w:t xml:space="preserve"> = 12 and </w:t>
@@ -3640,7 +3649,7 @@
           <w:rFonts w:ascii="Avenir Next" w:hAnsi="Avenir Next" w:cs="Avenir Next" w:eastAsia="Avenir Next"/>
           <w:i/>
           <w:color w:val="1A1A1A"/>
-          <w:sz w:val="20"/>
+          <w:sz w:val="22"/>
           <w:szCs w:val="20"/>
         </w:rPr>
         <w:t xml:space="preserve">v</w:t>
@@ -3649,7 +3658,7 @@
         <w:rPr>
           <w:rFonts w:ascii="Avenir Next" w:hAnsi="Avenir Next" w:cs="Avenir Next" w:eastAsia="Avenir Next"/>
           <w:color w:val="1A1A1A"/>
-          <w:sz w:val="20"/>
+          <w:sz w:val="22"/>
           <w:szCs w:val="20"/>
         </w:rPr>
         <w:t xml:space="preserve"> = 14.</w:t>
@@ -3726,7 +3735,7 @@
           <w:rFonts w:ascii="Avenir Next" w:hAnsi="Avenir Next" w:cs="Avenir Next" w:eastAsia="Avenir Next"/>
           <w:b/>
           <w:color w:val="1A1A1A"/>
-          <w:sz w:val="18"/>
+          <w:sz w:val="22"/>
           <w:szCs w:val="18"/>
         </w:rPr>
         <w:t xml:space="preserve">Equation and solution</w:t>
@@ -3760,18 +3769,18 @@
           <w:rFonts w:ascii="Avenir Next" w:hAnsi="Avenir Next" w:cs="Avenir Next" w:eastAsia="Avenir Next"/>
           <w:b/>
           <w:color w:val="1A1A1A"/>
+          <w:sz w:val="22"/>
+          <w:szCs w:val="20"/>
+        </w:rPr>
+        <w:t xml:space="preserve">4.</w:t>
+      </w:r>
+      <w:r>
+        <w:rPr>
+          <w:rFonts w:ascii="Avenir Next" w:hAnsi="Avenir Next" w:cs="Avenir Next" w:eastAsia="Avenir Next"/>
+          <w:color w:val="1A1A1A"/>
           <w:sz w:val="20"/>
           <w:szCs w:val="20"/>
         </w:rPr>
-        <w:t xml:space="preserve">4.</w:t>
-      </w:r>
-      <w:r>
-        <w:rPr>
-          <w:rFonts w:ascii="Avenir Next" w:hAnsi="Avenir Next" w:cs="Avenir Next" w:eastAsia="Avenir Next"/>
-          <w:color w:val="1A1A1A"/>
-          <w:sz w:val="20"/>
-          <w:szCs w:val="20"/>
-        </w:rPr>
         <w:tab/>
       </w:r>
       <w:r>
@@ -3779,7 +3788,7 @@
           <w:rFonts w:ascii="Avenir Next" w:hAnsi="Avenir Next" w:cs="Avenir Next" w:eastAsia="Avenir Next"/>
           <w:b/>
           <w:color w:val="1A1A1A"/>
-          <w:sz w:val="20"/>
+          <w:sz w:val="22"/>
           <w:szCs w:val="20"/>
         </w:rPr>
         <w:t xml:space="preserve">Reading Log.  </w:t>
@@ -3788,7 +3797,7 @@
         <w:rPr>
           <w:rFonts w:ascii="Avenir Next" w:hAnsi="Avenir Next" w:cs="Avenir Next" w:eastAsia="Avenir Next"/>
           <w:color w:val="1A1A1A"/>
-          <w:sz w:val="20"/>
+          <w:sz w:val="22"/>
           <w:szCs w:val="20"/>
         </w:rPr>
         <w:t xml:space="preserve">Luis reads the same number of pages, </w:t>
@@ -3798,7 +3807,7 @@
           <w:rFonts w:ascii="Avenir Next" w:hAnsi="Avenir Next" w:cs="Avenir Next" w:eastAsia="Avenir Next"/>
           <w:i/>
           <w:color w:val="1A1A1A"/>
-          <w:sz w:val="20"/>
+          <w:sz w:val="22"/>
           <w:szCs w:val="20"/>
         </w:rPr>
         <w:t xml:space="preserve">p</w:t>
@@ -3807,7 +3816,7 @@
         <w:rPr>
           <w:rFonts w:ascii="Avenir Next" w:hAnsi="Avenir Next" w:cs="Avenir Next" w:eastAsia="Avenir Next"/>
           <w:color w:val="1A1A1A"/>
-          <w:sz w:val="20"/>
+          <w:sz w:val="22"/>
           <w:szCs w:val="20"/>
         </w:rPr>
         <w:t xml:space="preserve">, each day for 5 days. He reads 85 pages in all. Write an equation. Test </w:t>
@@ -3817,7 +3826,7 @@
           <w:rFonts w:ascii="Avenir Next" w:hAnsi="Avenir Next" w:cs="Avenir Next" w:eastAsia="Avenir Next"/>
           <w:i/>
           <w:color w:val="1A1A1A"/>
-          <w:sz w:val="20"/>
+          <w:sz w:val="22"/>
           <w:szCs w:val="20"/>
         </w:rPr>
         <w:t xml:space="preserve">p</w:t>
@@ -3826,7 +3835,7 @@
         <w:rPr>
           <w:rFonts w:ascii="Avenir Next" w:hAnsi="Avenir Next" w:cs="Avenir Next" w:eastAsia="Avenir Next"/>
           <w:color w:val="1A1A1A"/>
-          <w:sz w:val="20"/>
+          <w:sz w:val="22"/>
           <w:szCs w:val="20"/>
         </w:rPr>
         <w:t xml:space="preserve"> = 17.</w:t>
@@ -3845,7 +3854,7 @@
           <w:rFonts w:ascii="Avenir Next" w:hAnsi="Avenir Next" w:cs="Avenir Next" w:eastAsia="Avenir Next"/>
           <w:b/>
           <w:color w:val="1A1A1A"/>
-          <w:sz w:val="18"/>
+          <w:sz w:val="22"/>
           <w:szCs w:val="18"/>
         </w:rPr>
         <w:t xml:space="preserve">Equation and test</w:t>
@@ -3879,18 +3888,18 @@
           <w:rFonts w:ascii="Avenir Next" w:hAnsi="Avenir Next" w:cs="Avenir Next" w:eastAsia="Avenir Next"/>
           <w:b/>
           <w:color w:val="1A1A1A"/>
+          <w:sz w:val="22"/>
+          <w:szCs w:val="20"/>
+        </w:rPr>
+        <w:t xml:space="preserve">5.</w:t>
+      </w:r>
+      <w:r>
+        <w:rPr>
+          <w:rFonts w:ascii="Avenir Next" w:hAnsi="Avenir Next" w:cs="Avenir Next" w:eastAsia="Avenir Next"/>
+          <w:color w:val="1A1A1A"/>
           <w:sz w:val="20"/>
           <w:szCs w:val="20"/>
         </w:rPr>
-        <w:t xml:space="preserve">5.</w:t>
-      </w:r>
-      <w:r>
-        <w:rPr>
-          <w:rFonts w:ascii="Avenir Next" w:hAnsi="Avenir Next" w:cs="Avenir Next" w:eastAsia="Avenir Next"/>
-          <w:color w:val="1A1A1A"/>
-          <w:sz w:val="20"/>
-          <w:szCs w:val="20"/>
-        </w:rPr>
         <w:tab/>
       </w:r>
       <w:r>
@@ -3898,7 +3907,7 @@
           <w:rFonts w:ascii="Avenir Next" w:hAnsi="Avenir Next" w:cs="Avenir Next" w:eastAsia="Avenir Next"/>
           <w:b/>
           <w:color w:val="1A1A1A"/>
-          <w:sz w:val="20"/>
+          <w:sz w:val="22"/>
           <w:szCs w:val="20"/>
         </w:rPr>
         <w:t xml:space="preserve">Find the Error.  </w:t>
@@ -3907,7 +3916,7 @@
         <w:rPr>
           <w:rFonts w:ascii="Avenir Next" w:hAnsi="Avenir Next" w:cs="Avenir Next" w:eastAsia="Avenir Next"/>
           <w:color w:val="1A1A1A"/>
-          <w:sz w:val="20"/>
+          <w:sz w:val="22"/>
           <w:szCs w:val="20"/>
         </w:rPr>
         <w:t xml:space="preserve">Tia is 13. She is 4 years older than her brother. Omar writes </w:t>
@@ -3917,7 +3926,7 @@
           <w:rFonts w:ascii="Avenir Next" w:hAnsi="Avenir Next" w:cs="Avenir Next" w:eastAsia="Avenir Next"/>
           <w:i/>
           <w:color w:val="1A1A1A"/>
-          <w:sz w:val="20"/>
+          <w:sz w:val="22"/>
           <w:szCs w:val="20"/>
         </w:rPr>
         <w:t xml:space="preserve">b</w:t>
@@ -3926,7 +3935,7 @@
         <w:rPr>
           <w:rFonts w:ascii="Avenir Next" w:hAnsi="Avenir Next" w:cs="Avenir Next" w:eastAsia="Avenir Next"/>
           <w:color w:val="1A1A1A"/>
-          <w:sz w:val="20"/>
+          <w:sz w:val="22"/>
           <w:szCs w:val="20"/>
         </w:rPr>
         <w:t xml:space="preserve"> − 4 = 13 for his age. Explain the mistake. Find </w:t>
@@ -3936,7 +3945,7 @@
           <w:rFonts w:ascii="Avenir Next" w:hAnsi="Avenir Next" w:cs="Avenir Next" w:eastAsia="Avenir Next"/>
           <w:i/>
           <w:color w:val="1A1A1A"/>
-          <w:sz w:val="20"/>
+          <w:sz w:val="22"/>
           <w:szCs w:val="20"/>
         </w:rPr>
         <w:t xml:space="preserve">b</w:t>
@@ -3945,7 +3954,7 @@
         <w:rPr>
           <w:rFonts w:ascii="Avenir Next" w:hAnsi="Avenir Next" w:cs="Avenir Next" w:eastAsia="Avenir Next"/>
           <w:color w:val="1A1A1A"/>
-          <w:sz w:val="20"/>
+          <w:sz w:val="22"/>
           <w:szCs w:val="20"/>
         </w:rPr>
         <w:t xml:space="preserve">.</w:t>
@@ -4024,6 +4033,7 @@
     </w:p>
     <w:p>
       <w:pPr>
+        <w:pStyle w:val="Heading2"/>
         <w:keepNext/>
         <w:pBdr>
           <w:bottom w:val="single" w:sz="8" w:space="3" w:color="003A70"/>
@@ -4039,7 +4049,7 @@
           <w:b/>
           <w:color w:val="003A70"/>
           <w:spacing w:val="14"/>
-          <w:sz w:val="19"/>
+          <w:sz w:val="22"/>
           <w:szCs w:val="19"/>
         </w:rPr>
         <w:t xml:space="preserve">TEST PRACTICE</w:t>
@@ -4058,7 +4068,7 @@
           <w:rFonts w:ascii="Avenir Next" w:hAnsi="Avenir Next" w:cs="Avenir Next" w:eastAsia="Avenir Next"/>
           <w:i/>
           <w:color w:val="5A5F66"/>
-          <w:sz w:val="17"/>
+          <w:sz w:val="22"/>
           <w:szCs w:val="17"/>
         </w:rPr>
         <w:t xml:space="preserve">choose the best answer</w:t>
@@ -4078,25 +4088,25 @@
           <w:rFonts w:ascii="Avenir Next" w:hAnsi="Avenir Next" w:cs="Avenir Next" w:eastAsia="Avenir Next"/>
           <w:b/>
           <w:color w:val="1A1A1A"/>
+          <w:sz w:val="22"/>
+          <w:szCs w:val="20"/>
+        </w:rPr>
+        <w:t xml:space="preserve">6.</w:t>
+      </w:r>
+      <w:r>
+        <w:rPr>
+          <w:rFonts w:ascii="Avenir Next" w:hAnsi="Avenir Next" w:cs="Avenir Next" w:eastAsia="Avenir Next"/>
+          <w:color w:val="1A1A1A"/>
           <w:sz w:val="20"/>
           <w:szCs w:val="20"/>
         </w:rPr>
-        <w:t xml:space="preserve">6.</w:t>
-      </w:r>
-      <w:r>
-        <w:rPr>
-          <w:rFonts w:ascii="Avenir Next" w:hAnsi="Avenir Next" w:cs="Avenir Next" w:eastAsia="Avenir Next"/>
-          <w:color w:val="1A1A1A"/>
-          <w:sz w:val="20"/>
-          <w:szCs w:val="20"/>
-        </w:rPr>
         <w:tab/>
       </w:r>
       <w:r>
         <w:rPr>
           <w:rFonts w:ascii="Avenir Next" w:hAnsi="Avenir Next" w:cs="Avenir Next" w:eastAsia="Avenir Next"/>
           <w:color w:val="1A1A1A"/>
-          <w:sz w:val="20"/>
+          <w:sz w:val="22"/>
           <w:szCs w:val="20"/>
         </w:rPr>
         <w:t xml:space="preserve">Jada saved $9 a week for </w:t>
@@ -4106,7 +4116,7 @@
           <w:rFonts w:ascii="Avenir Next" w:hAnsi="Avenir Next" w:cs="Avenir Next" w:eastAsia="Avenir Next"/>
           <w:i/>
           <w:color w:val="1A1A1A"/>
-          <w:sz w:val="20"/>
+          <w:sz w:val="22"/>
           <w:szCs w:val="20"/>
         </w:rPr>
         <w:t xml:space="preserve">w</w:t>
@@ -4115,7 +4125,7 @@
         <w:rPr>
           <w:rFonts w:ascii="Avenir Next" w:hAnsi="Avenir Next" w:cs="Avenir Next" w:eastAsia="Avenir Next"/>
           <w:color w:val="1A1A1A"/>
-          <w:sz w:val="20"/>
+          <w:sz w:val="22"/>
           <w:szCs w:val="20"/>
         </w:rPr>
         <w:t xml:space="preserve"> weeks. She saved $72. Which equation fits?</w:t>
@@ -4171,35 +4181,35 @@
                 <w:rFonts w:ascii="Avenir Next" w:hAnsi="Avenir Next" w:cs="Avenir Next" w:eastAsia="Avenir Next"/>
                 <w:b/>
                 <w:color w:val="003A70"/>
+                <w:sz w:val="22"/>
+                <w:szCs w:val="19"/>
+              </w:rPr>
+              <w:t xml:space="preserve">A</w:t>
+            </w:r>
+            <w:r>
+              <w:rPr>
+                <w:rFonts w:ascii="Avenir Next" w:hAnsi="Avenir Next" w:cs="Avenir Next" w:eastAsia="Avenir Next"/>
+                <w:color w:val="1A1A1A"/>
                 <w:sz w:val="19"/>
                 <w:szCs w:val="19"/>
               </w:rPr>
-              <w:t xml:space="preserve">A</w:t>
-            </w:r>
-            <w:r>
-              <w:rPr>
-                <w:rFonts w:ascii="Avenir Next" w:hAnsi="Avenir Next" w:cs="Avenir Next" w:eastAsia="Avenir Next"/>
-                <w:color w:val="1A1A1A"/>
-                <w:sz w:val="19"/>
+              <w:tab/>
+            </w:r>
+            <w:r>
+              <w:rPr>
+                <w:rFonts w:ascii="Avenir Next" w:hAnsi="Avenir Next" w:cs="Avenir Next" w:eastAsia="Avenir Next"/>
+                <w:i/>
+                <w:color w:val="1A1A1A"/>
+                <w:sz w:val="22"/>
                 <w:szCs w:val="19"/>
               </w:rPr>
-              <w:tab/>
-            </w:r>
-            <w:r>
-              <w:rPr>
-                <w:rFonts w:ascii="Avenir Next" w:hAnsi="Avenir Next" w:cs="Avenir Next" w:eastAsia="Avenir Next"/>
-                <w:i/>
-                <w:color w:val="1A1A1A"/>
-                <w:sz w:val="19"/>
-                <w:szCs w:val="19"/>
-              </w:rPr>
               <w:t xml:space="preserve">w</w:t>
             </w:r>
             <w:r>
               <w:rPr>
                 <w:rFonts w:ascii="Avenir Next" w:hAnsi="Avenir Next" w:cs="Avenir Next" w:eastAsia="Avenir Next"/>
                 <w:color w:val="1A1A1A"/>
-                <w:sz w:val="19"/>
+                <w:sz w:val="22"/>
                 <w:szCs w:val="19"/>
               </w:rPr>
               <w:t xml:space="preserve"> + 9 = 72</w:t>
@@ -4224,44 +4234,44 @@
                 <w:rFonts w:ascii="Avenir Next" w:hAnsi="Avenir Next" w:cs="Avenir Next" w:eastAsia="Avenir Next"/>
                 <w:b/>
                 <w:color w:val="003A70"/>
+                <w:sz w:val="22"/>
+                <w:szCs w:val="19"/>
+              </w:rPr>
+              <w:t xml:space="preserve">B</w:t>
+            </w:r>
+            <w:r>
+              <w:rPr>
+                <w:rFonts w:ascii="Avenir Next" w:hAnsi="Avenir Next" w:cs="Avenir Next" w:eastAsia="Avenir Next"/>
+                <w:color w:val="1A1A1A"/>
                 <w:sz w:val="19"/>
                 <w:szCs w:val="19"/>
               </w:rPr>
-              <w:t xml:space="preserve">B</w:t>
-            </w:r>
-            <w:r>
-              <w:rPr>
-                <w:rFonts w:ascii="Avenir Next" w:hAnsi="Avenir Next" w:cs="Avenir Next" w:eastAsia="Avenir Next"/>
-                <w:color w:val="1A1A1A"/>
-                <w:sz w:val="19"/>
+              <w:tab/>
+            </w:r>
+            <w:r>
+              <w:rPr>
+                <w:rFonts w:ascii="Avenir Next" w:hAnsi="Avenir Next" w:cs="Avenir Next" w:eastAsia="Avenir Next"/>
+                <w:color w:val="1A1A1A"/>
+                <w:sz w:val="22"/>
                 <w:szCs w:val="19"/>
               </w:rPr>
-              <w:tab/>
-            </w:r>
-            <w:r>
-              <w:rPr>
-                <w:rFonts w:ascii="Avenir Next" w:hAnsi="Avenir Next" w:cs="Avenir Next" w:eastAsia="Avenir Next"/>
-                <w:color w:val="1A1A1A"/>
-                <w:sz w:val="19"/>
+              <w:t xml:space="preserve">9</w:t>
+            </w:r>
+            <w:r>
+              <w:rPr>
+                <w:rFonts w:ascii="Avenir Next" w:hAnsi="Avenir Next" w:cs="Avenir Next" w:eastAsia="Avenir Next"/>
+                <w:i/>
+                <w:color w:val="1A1A1A"/>
+                <w:sz w:val="22"/>
                 <w:szCs w:val="19"/>
               </w:rPr>
-              <w:t xml:space="preserve">9</w:t>
-            </w:r>
-            <w:r>
-              <w:rPr>
-                <w:rFonts w:ascii="Avenir Next" w:hAnsi="Avenir Next" w:cs="Avenir Next" w:eastAsia="Avenir Next"/>
-                <w:i/>
-                <w:color w:val="1A1A1A"/>
-                <w:sz w:val="19"/>
-                <w:szCs w:val="19"/>
-              </w:rPr>
               <w:t xml:space="preserve">w</w:t>
             </w:r>
             <w:r>
               <w:rPr>
                 <w:rFonts w:ascii="Avenir Next" w:hAnsi="Avenir Next" w:cs="Avenir Next" w:eastAsia="Avenir Next"/>
                 <w:color w:val="1A1A1A"/>
-                <w:sz w:val="19"/>
+                <w:sz w:val="22"/>
                 <w:szCs w:val="19"/>
               </w:rPr>
               <w:t xml:space="preserve"> = 72</w:t>
@@ -4286,35 +4296,35 @@
                 <w:rFonts w:ascii="Avenir Next" w:hAnsi="Avenir Next" w:cs="Avenir Next" w:eastAsia="Avenir Next"/>
                 <w:b/>
                 <w:color w:val="003A70"/>
+                <w:sz w:val="22"/>
+                <w:szCs w:val="19"/>
+              </w:rPr>
+              <w:t xml:space="preserve">C</w:t>
+            </w:r>
+            <w:r>
+              <w:rPr>
+                <w:rFonts w:ascii="Avenir Next" w:hAnsi="Avenir Next" w:cs="Avenir Next" w:eastAsia="Avenir Next"/>
+                <w:color w:val="1A1A1A"/>
                 <w:sz w:val="19"/>
                 <w:szCs w:val="19"/>
               </w:rPr>
-              <w:t xml:space="preserve">C</w:t>
-            </w:r>
-            <w:r>
-              <w:rPr>
-                <w:rFonts w:ascii="Avenir Next" w:hAnsi="Avenir Next" w:cs="Avenir Next" w:eastAsia="Avenir Next"/>
-                <w:color w:val="1A1A1A"/>
-                <w:sz w:val="19"/>
+              <w:tab/>
+            </w:r>
+            <w:r>
+              <w:rPr>
+                <w:rFonts w:ascii="Avenir Next" w:hAnsi="Avenir Next" w:cs="Avenir Next" w:eastAsia="Avenir Next"/>
+                <w:i/>
+                <w:color w:val="1A1A1A"/>
+                <w:sz w:val="22"/>
                 <w:szCs w:val="19"/>
               </w:rPr>
-              <w:tab/>
-            </w:r>
-            <w:r>
-              <w:rPr>
-                <w:rFonts w:ascii="Avenir Next" w:hAnsi="Avenir Next" w:cs="Avenir Next" w:eastAsia="Avenir Next"/>
-                <w:i/>
-                <w:color w:val="1A1A1A"/>
-                <w:sz w:val="19"/>
-                <w:szCs w:val="19"/>
-              </w:rPr>
               <w:t xml:space="preserve">w</w:t>
             </w:r>
             <w:r>
               <w:rPr>
                 <w:rFonts w:ascii="Avenir Next" w:hAnsi="Avenir Next" w:cs="Avenir Next" w:eastAsia="Avenir Next"/>
                 <w:color w:val="1A1A1A"/>
-                <w:sz w:val="19"/>
+                <w:sz w:val="22"/>
                 <w:szCs w:val="19"/>
               </w:rPr>
               <w:t xml:space="preserve"> ÷ 9 = 72</w:t>
@@ -4339,44 +4349,44 @@
                 <w:rFonts w:ascii="Avenir Next" w:hAnsi="Avenir Next" w:cs="Avenir Next" w:eastAsia="Avenir Next"/>
                 <w:b/>
                 <w:color w:val="003A70"/>
+                <w:sz w:val="22"/>
+                <w:szCs w:val="19"/>
+              </w:rPr>
+              <w:t xml:space="preserve">D</w:t>
+            </w:r>
+            <w:r>
+              <w:rPr>
+                <w:rFonts w:ascii="Avenir Next" w:hAnsi="Avenir Next" w:cs="Avenir Next" w:eastAsia="Avenir Next"/>
+                <w:color w:val="1A1A1A"/>
                 <w:sz w:val="19"/>
                 <w:szCs w:val="19"/>
               </w:rPr>
-              <w:t xml:space="preserve">D</w:t>
-            </w:r>
-            <w:r>
-              <w:rPr>
-                <w:rFonts w:ascii="Avenir Next" w:hAnsi="Avenir Next" w:cs="Avenir Next" w:eastAsia="Avenir Next"/>
-                <w:color w:val="1A1A1A"/>
-                <w:sz w:val="19"/>
+              <w:tab/>
+            </w:r>
+            <w:r>
+              <w:rPr>
+                <w:rFonts w:ascii="Avenir Next" w:hAnsi="Avenir Next" w:cs="Avenir Next" w:eastAsia="Avenir Next"/>
+                <w:color w:val="1A1A1A"/>
+                <w:sz w:val="22"/>
                 <w:szCs w:val="19"/>
               </w:rPr>
-              <w:tab/>
-            </w:r>
-            <w:r>
-              <w:rPr>
-                <w:rFonts w:ascii="Avenir Next" w:hAnsi="Avenir Next" w:cs="Avenir Next" w:eastAsia="Avenir Next"/>
-                <w:color w:val="1A1A1A"/>
-                <w:sz w:val="19"/>
+              <w:t xml:space="preserve">72</w:t>
+            </w:r>
+            <w:r>
+              <w:rPr>
+                <w:rFonts w:ascii="Avenir Next" w:hAnsi="Avenir Next" w:cs="Avenir Next" w:eastAsia="Avenir Next"/>
+                <w:i/>
+                <w:color w:val="1A1A1A"/>
+                <w:sz w:val="22"/>
                 <w:szCs w:val="19"/>
               </w:rPr>
-              <w:t xml:space="preserve">72</w:t>
-            </w:r>
-            <w:r>
-              <w:rPr>
-                <w:rFonts w:ascii="Avenir Next" w:hAnsi="Avenir Next" w:cs="Avenir Next" w:eastAsia="Avenir Next"/>
-                <w:i/>
-                <w:color w:val="1A1A1A"/>
-                <w:sz w:val="19"/>
-                <w:szCs w:val="19"/>
-              </w:rPr>
               <w:t xml:space="preserve">w</w:t>
             </w:r>
             <w:r>
               <w:rPr>
                 <w:rFonts w:ascii="Avenir Next" w:hAnsi="Avenir Next" w:cs="Avenir Next" w:eastAsia="Avenir Next"/>
                 <w:color w:val="1A1A1A"/>
-                <w:sz w:val="19"/>
+                <w:sz w:val="22"/>
                 <w:szCs w:val="19"/>
               </w:rPr>
               <w:t xml:space="preserve"> = 9</w:t>
@@ -4404,25 +4414,25 @@
           <w:rFonts w:ascii="Avenir Next" w:hAnsi="Avenir Next" w:cs="Avenir Next" w:eastAsia="Avenir Next"/>
           <w:b/>
           <w:color w:val="1A1A1A"/>
+          <w:sz w:val="22"/>
+          <w:szCs w:val="20"/>
+        </w:rPr>
+        <w:t xml:space="preserve">7.</w:t>
+      </w:r>
+      <w:r>
+        <w:rPr>
+          <w:rFonts w:ascii="Avenir Next" w:hAnsi="Avenir Next" w:cs="Avenir Next" w:eastAsia="Avenir Next"/>
+          <w:color w:val="1A1A1A"/>
           <w:sz w:val="20"/>
           <w:szCs w:val="20"/>
         </w:rPr>
-        <w:t xml:space="preserve">7.</w:t>
-      </w:r>
-      <w:r>
-        <w:rPr>
-          <w:rFonts w:ascii="Avenir Next" w:hAnsi="Avenir Next" w:cs="Avenir Next" w:eastAsia="Avenir Next"/>
-          <w:color w:val="1A1A1A"/>
-          <w:sz w:val="20"/>
-          <w:szCs w:val="20"/>
-        </w:rPr>
         <w:tab/>
       </w:r>
       <w:r>
         <w:rPr>
           <w:rFonts w:ascii="Avenir Next" w:hAnsi="Avenir Next" w:cs="Avenir Next" w:eastAsia="Avenir Next"/>
           <w:color w:val="1A1A1A"/>
-          <w:sz w:val="20"/>
+          <w:sz w:val="22"/>
           <w:szCs w:val="20"/>
         </w:rPr>
         <w:t xml:space="preserve">Which value of </w:t>
@@ -4432,7 +4442,7 @@
           <w:rFonts w:ascii="Avenir Next" w:hAnsi="Avenir Next" w:cs="Avenir Next" w:eastAsia="Avenir Next"/>
           <w:i/>
           <w:color w:val="1A1A1A"/>
-          <w:sz w:val="20"/>
+          <w:sz w:val="22"/>
           <w:szCs w:val="20"/>
         </w:rPr>
         <w:t xml:space="preserve">n</w:t>
@@ -4441,7 +4451,7 @@
         <w:rPr>
           <w:rFonts w:ascii="Avenir Next" w:hAnsi="Avenir Next" w:cs="Avenir Next" w:eastAsia="Avenir Next"/>
           <w:color w:val="1A1A1A"/>
-          <w:sz w:val="20"/>
+          <w:sz w:val="22"/>
           <w:szCs w:val="20"/>
         </w:rPr>
         <w:t xml:space="preserve"> is the solution of </w:t>
@@ -4451,7 +4461,7 @@
           <w:rFonts w:ascii="Avenir Next" w:hAnsi="Avenir Next" w:cs="Avenir Next" w:eastAsia="Avenir Next"/>
           <w:i/>
           <w:color w:val="1A1A1A"/>
-          <w:sz w:val="20"/>
+          <w:sz w:val="22"/>
           <w:szCs w:val="20"/>
         </w:rPr>
         <w:t xml:space="preserve">n</w:t>
@@ -4460,7 +4470,7 @@
         <w:rPr>
           <w:rFonts w:ascii="Avenir Next" w:hAnsi="Avenir Next" w:cs="Avenir Next" w:eastAsia="Avenir Next"/>
           <w:color w:val="1A1A1A"/>
-          <w:sz w:val="20"/>
+          <w:sz w:val="22"/>
           <w:szCs w:val="20"/>
         </w:rPr>
         <w:t xml:space="preserve"> − 15 = 27?</w:t>
@@ -4516,35 +4526,35 @@
                 <w:rFonts w:ascii="Avenir Next" w:hAnsi="Avenir Next" w:cs="Avenir Next" w:eastAsia="Avenir Next"/>
                 <w:b/>
                 <w:color w:val="003A70"/>
+                <w:sz w:val="22"/>
+                <w:szCs w:val="19"/>
+              </w:rPr>
+              <w:t xml:space="preserve">A</w:t>
+            </w:r>
+            <w:r>
+              <w:rPr>
+                <w:rFonts w:ascii="Avenir Next" w:hAnsi="Avenir Next" w:cs="Avenir Next" w:eastAsia="Avenir Next"/>
+                <w:color w:val="1A1A1A"/>
                 <w:sz w:val="19"/>
                 <w:szCs w:val="19"/>
               </w:rPr>
-              <w:t xml:space="preserve">A</w:t>
-            </w:r>
-            <w:r>
-              <w:rPr>
-                <w:rFonts w:ascii="Avenir Next" w:hAnsi="Avenir Next" w:cs="Avenir Next" w:eastAsia="Avenir Next"/>
-                <w:color w:val="1A1A1A"/>
-                <w:sz w:val="19"/>
+              <w:tab/>
+            </w:r>
+            <w:r>
+              <w:rPr>
+                <w:rFonts w:ascii="Avenir Next" w:hAnsi="Avenir Next" w:cs="Avenir Next" w:eastAsia="Avenir Next"/>
+                <w:i/>
+                <w:color w:val="1A1A1A"/>
+                <w:sz w:val="22"/>
                 <w:szCs w:val="19"/>
               </w:rPr>
-              <w:tab/>
-            </w:r>
-            <w:r>
-              <w:rPr>
-                <w:rFonts w:ascii="Avenir Next" w:hAnsi="Avenir Next" w:cs="Avenir Next" w:eastAsia="Avenir Next"/>
-                <w:i/>
-                <w:color w:val="1A1A1A"/>
-                <w:sz w:val="19"/>
-                <w:szCs w:val="19"/>
-              </w:rPr>
               <w:t xml:space="preserve">n</w:t>
             </w:r>
             <w:r>
               <w:rPr>
                 <w:rFonts w:ascii="Avenir Next" w:hAnsi="Avenir Next" w:cs="Avenir Next" w:eastAsia="Avenir Next"/>
                 <w:color w:val="1A1A1A"/>
-                <w:sz w:val="19"/>
+                <w:sz w:val="22"/>
                 <w:szCs w:val="19"/>
               </w:rPr>
               <w:t xml:space="preserve"> = 12</w:t>
@@ -4569,35 +4579,35 @@
                 <w:rFonts w:ascii="Avenir Next" w:hAnsi="Avenir Next" w:cs="Avenir Next" w:eastAsia="Avenir Next"/>
                 <w:b/>
                 <w:color w:val="003A70"/>
+                <w:sz w:val="22"/>
+                <w:szCs w:val="19"/>
+              </w:rPr>
+              <w:t xml:space="preserve">B</w:t>
+            </w:r>
+            <w:r>
+              <w:rPr>
+                <w:rFonts w:ascii="Avenir Next" w:hAnsi="Avenir Next" w:cs="Avenir Next" w:eastAsia="Avenir Next"/>
+                <w:color w:val="1A1A1A"/>
                 <w:sz w:val="19"/>
                 <w:szCs w:val="19"/>
               </w:rPr>
-              <w:t xml:space="preserve">B</w:t>
-            </w:r>
-            <w:r>
-              <w:rPr>
-                <w:rFonts w:ascii="Avenir Next" w:hAnsi="Avenir Next" w:cs="Avenir Next" w:eastAsia="Avenir Next"/>
-                <w:color w:val="1A1A1A"/>
-                <w:sz w:val="19"/>
+              <w:tab/>
+            </w:r>
+            <w:r>
+              <w:rPr>
+                <w:rFonts w:ascii="Avenir Next" w:hAnsi="Avenir Next" w:cs="Avenir Next" w:eastAsia="Avenir Next"/>
+                <w:i/>
+                <w:color w:val="1A1A1A"/>
+                <w:sz w:val="22"/>
                 <w:szCs w:val="19"/>
               </w:rPr>
-              <w:tab/>
-            </w:r>
-            <w:r>
-              <w:rPr>
-                <w:rFonts w:ascii="Avenir Next" w:hAnsi="Avenir Next" w:cs="Avenir Next" w:eastAsia="Avenir Next"/>
-                <w:i/>
-                <w:color w:val="1A1A1A"/>
-                <w:sz w:val="19"/>
-                <w:szCs w:val="19"/>
-              </w:rPr>
               <w:t xml:space="preserve">n</w:t>
             </w:r>
             <w:r>
               <w:rPr>
                 <w:rFonts w:ascii="Avenir Next" w:hAnsi="Avenir Next" w:cs="Avenir Next" w:eastAsia="Avenir Next"/>
                 <w:color w:val="1A1A1A"/>
-                <w:sz w:val="19"/>
+                <w:sz w:val="22"/>
                 <w:szCs w:val="19"/>
               </w:rPr>
               <w:t xml:space="preserve"> = 27</w:t>
@@ -4622,35 +4632,35 @@
                 <w:rFonts w:ascii="Avenir Next" w:hAnsi="Avenir Next" w:cs="Avenir Next" w:eastAsia="Avenir Next"/>
                 <w:b/>
                 <w:color w:val="003A70"/>
+                <w:sz w:val="22"/>
+                <w:szCs w:val="19"/>
+              </w:rPr>
+              <w:t xml:space="preserve">C</w:t>
+            </w:r>
+            <w:r>
+              <w:rPr>
+                <w:rFonts w:ascii="Avenir Next" w:hAnsi="Avenir Next" w:cs="Avenir Next" w:eastAsia="Avenir Next"/>
+                <w:color w:val="1A1A1A"/>
                 <w:sz w:val="19"/>
                 <w:szCs w:val="19"/>
               </w:rPr>
-              <w:t xml:space="preserve">C</w:t>
-            </w:r>
-            <w:r>
-              <w:rPr>
-                <w:rFonts w:ascii="Avenir Next" w:hAnsi="Avenir Next" w:cs="Avenir Next" w:eastAsia="Avenir Next"/>
-                <w:color w:val="1A1A1A"/>
-                <w:sz w:val="19"/>
+              <w:tab/>
+            </w:r>
+            <w:r>
+              <w:rPr>
+                <w:rFonts w:ascii="Avenir Next" w:hAnsi="Avenir Next" w:cs="Avenir Next" w:eastAsia="Avenir Next"/>
+                <w:i/>
+                <w:color w:val="1A1A1A"/>
+                <w:sz w:val="22"/>
                 <w:szCs w:val="19"/>
               </w:rPr>
-              <w:tab/>
-            </w:r>
-            <w:r>
-              <w:rPr>
-                <w:rFonts w:ascii="Avenir Next" w:hAnsi="Avenir Next" w:cs="Avenir Next" w:eastAsia="Avenir Next"/>
-                <w:i/>
-                <w:color w:val="1A1A1A"/>
-                <w:sz w:val="19"/>
-                <w:szCs w:val="19"/>
-              </w:rPr>
               <w:t xml:space="preserve">n</w:t>
             </w:r>
             <w:r>
               <w:rPr>
                 <w:rFonts w:ascii="Avenir Next" w:hAnsi="Avenir Next" w:cs="Avenir Next" w:eastAsia="Avenir Next"/>
                 <w:color w:val="1A1A1A"/>
-                <w:sz w:val="19"/>
+                <w:sz w:val="22"/>
                 <w:szCs w:val="19"/>
               </w:rPr>
               <w:t xml:space="preserve"> = 42</w:t>
@@ -4675,35 +4685,35 @@
                 <w:rFonts w:ascii="Avenir Next" w:hAnsi="Avenir Next" w:cs="Avenir Next" w:eastAsia="Avenir Next"/>
                 <w:b/>
                 <w:color w:val="003A70"/>
+                <w:sz w:val="22"/>
+                <w:szCs w:val="19"/>
+              </w:rPr>
+              <w:t xml:space="preserve">D</w:t>
+            </w:r>
+            <w:r>
+              <w:rPr>
+                <w:rFonts w:ascii="Avenir Next" w:hAnsi="Avenir Next" w:cs="Avenir Next" w:eastAsia="Avenir Next"/>
+                <w:color w:val="1A1A1A"/>
                 <w:sz w:val="19"/>
                 <w:szCs w:val="19"/>
               </w:rPr>
-              <w:t xml:space="preserve">D</w:t>
-            </w:r>
-            <w:r>
-              <w:rPr>
-                <w:rFonts w:ascii="Avenir Next" w:hAnsi="Avenir Next" w:cs="Avenir Next" w:eastAsia="Avenir Next"/>
-                <w:color w:val="1A1A1A"/>
-                <w:sz w:val="19"/>
+              <w:tab/>
+            </w:r>
+            <w:r>
+              <w:rPr>
+                <w:rFonts w:ascii="Avenir Next" w:hAnsi="Avenir Next" w:cs="Avenir Next" w:eastAsia="Avenir Next"/>
+                <w:i/>
+                <w:color w:val="1A1A1A"/>
+                <w:sz w:val="22"/>
                 <w:szCs w:val="19"/>
               </w:rPr>
-              <w:tab/>
-            </w:r>
-            <w:r>
-              <w:rPr>
-                <w:rFonts w:ascii="Avenir Next" w:hAnsi="Avenir Next" w:cs="Avenir Next" w:eastAsia="Avenir Next"/>
-                <w:i/>
-                <w:color w:val="1A1A1A"/>
-                <w:sz w:val="19"/>
-                <w:szCs w:val="19"/>
-              </w:rPr>
               <w:t xml:space="preserve">n</w:t>
             </w:r>
             <w:r>
               <w:rPr>
                 <w:rFonts w:ascii="Avenir Next" w:hAnsi="Avenir Next" w:cs="Avenir Next" w:eastAsia="Avenir Next"/>
                 <w:color w:val="1A1A1A"/>
-                <w:sz w:val="19"/>
+                <w:sz w:val="22"/>
                 <w:szCs w:val="19"/>
               </w:rPr>
               <w:t xml:space="preserve"> = 405</w:t>
@@ -4761,6 +4771,7 @@
           </w:tcPr>
           <w:p>
             <w:pPr>
+              <w:pStyle w:val="Heading2"/>
               <w:spacing w:before="0" w:after="0" w:line="240" w:lineRule="auto"/>
             </w:pPr>
             <w:r>
@@ -4798,7 +4809,7 @@
               <w:rPr>
                 <w:rFonts w:ascii="Avenir Next" w:hAnsi="Avenir Next" w:cs="Avenir Next" w:eastAsia="Avenir Next"/>
                 <w:color w:val="1A1A1A"/>
-                <w:sz w:val="17"/>
+                <w:sz w:val="22"/>
                 <w:szCs w:val="17"/>
               </w:rPr>
               <w:t xml:space="preserve">  I can do this on my own</w:t>
@@ -4827,7 +4838,7 @@
               <w:rPr>
                 <w:rFonts w:ascii="Avenir Next" w:hAnsi="Avenir Next" w:cs="Avenir Next" w:eastAsia="Avenir Next"/>
                 <w:color w:val="1A1A1A"/>
-                <w:sz w:val="17"/>
+                <w:sz w:val="22"/>
                 <w:szCs w:val="17"/>
               </w:rPr>
               <w:t xml:space="preserve">  I need a little help</w:t>
@@ -4856,7 +4867,7 @@
               <w:rPr>
                 <w:rFonts w:ascii="Avenir Next" w:hAnsi="Avenir Next" w:cs="Avenir Next" w:eastAsia="Avenir Next"/>
                 <w:color w:val="1A1A1A"/>
-                <w:sz w:val="17"/>
+                <w:sz w:val="22"/>
                 <w:szCs w:val="17"/>
               </w:rPr>
               <w:t xml:space="preserve">  I have a question about #</w:t>
@@ -4963,7 +4974,106 @@
               <w:sz w:val="15"/>
               <w:szCs w:val="15"/>
             </w:rPr>
-            <w:t xml:space="preserve">Lesson 8-1  ·  Homework Packet</w:t>
+            <w:t xml:space="preserve">8-1 · Page </w:t>
+          </w:r>
+          <w:r>
+            <w:rPr>
+              <w:rFonts w:ascii="Avenir Next" w:hAnsi="Avenir Next" w:cs="Avenir Next" w:eastAsia="Avenir Next"/>
+              <w:color w:val="5A5F66"/>
+              <w:sz w:val="15"/>
+              <w:szCs w:val="15"/>
+            </w:rPr>
+            <w:fldChar w:fldCharType="begin"/>
+          </w:r>
+          <w:r>
+            <w:rPr>
+              <w:rFonts w:ascii="Avenir Next" w:hAnsi="Avenir Next" w:cs="Avenir Next" w:eastAsia="Avenir Next"/>
+              <w:color w:val="5A5F66"/>
+              <w:sz w:val="15"/>
+              <w:szCs w:val="15"/>
+            </w:rPr>
+            <w:instrText xml:space="preserve"> PAGE </w:instrText>
+          </w:r>
+          <w:r>
+            <w:rPr>
+              <w:rFonts w:ascii="Avenir Next" w:hAnsi="Avenir Next" w:cs="Avenir Next" w:eastAsia="Avenir Next"/>
+              <w:color w:val="5A5F66"/>
+              <w:sz w:val="15"/>
+              <w:szCs w:val="15"/>
+            </w:rPr>
+            <w:fldChar w:fldCharType="separate"/>
+          </w:r>
+          <w:r>
+            <w:rPr>
+              <w:rFonts w:ascii="Avenir Next" w:hAnsi="Avenir Next" w:cs="Avenir Next" w:eastAsia="Avenir Next"/>
+              <w:color w:val="5A5F66"/>
+              <w:sz w:val="15"/>
+              <w:szCs w:val="15"/>
+            </w:rPr>
+            <w:t xml:space="preserve">1</w:t>
+          </w:r>
+          <w:r>
+            <w:rPr>
+              <w:rFonts w:ascii="Avenir Next" w:hAnsi="Avenir Next" w:cs="Avenir Next" w:eastAsia="Avenir Next"/>
+              <w:color w:val="5A5F66"/>
+              <w:sz w:val="15"/>
+              <w:szCs w:val="15"/>
+            </w:rPr>
+            <w:fldChar w:fldCharType="end"/>
+          </w:r>
+          <w:r>
+            <w:rPr>
+              <w:rFonts w:ascii="Avenir Next" w:hAnsi="Avenir Next" w:cs="Avenir Next" w:eastAsia="Avenir Next"/>
+              <w:color w:val="5A5F66"/>
+              <w:sz w:val="15"/>
+              <w:szCs w:val="15"/>
+            </w:rPr>
+            <w:t xml:space="preserve"> of </w:t>
+          </w:r>
+          <w:r>
+            <w:rPr>
+              <w:rFonts w:ascii="Avenir Next" w:hAnsi="Avenir Next" w:cs="Avenir Next" w:eastAsia="Avenir Next"/>
+              <w:color w:val="5A5F66"/>
+              <w:sz w:val="15"/>
+              <w:szCs w:val="15"/>
+            </w:rPr>
+            <w:fldChar w:fldCharType="begin"/>
+          </w:r>
+          <w:r>
+            <w:rPr>
+              <w:rFonts w:ascii="Avenir Next" w:hAnsi="Avenir Next" w:cs="Avenir Next" w:eastAsia="Avenir Next"/>
+              <w:color w:val="5A5F66"/>
+              <w:sz w:val="15"/>
+              <w:szCs w:val="15"/>
+            </w:rPr>
+            <w:instrText xml:space="preserve"> NUMPAGES </w:instrText>
+          </w:r>
+          <w:r>
+            <w:rPr>
+              <w:rFonts w:ascii="Avenir Next" w:hAnsi="Avenir Next" w:cs="Avenir Next" w:eastAsia="Avenir Next"/>
+              <w:color w:val="5A5F66"/>
+              <w:sz w:val="15"/>
+              <w:szCs w:val="15"/>
+            </w:rPr>
+            <w:fldChar w:fldCharType="separate"/>
+          </w:r>
+          <w:r>
+            <w:rPr>
+              <w:rFonts w:ascii="Avenir Next" w:hAnsi="Avenir Next" w:cs="Avenir Next" w:eastAsia="Avenir Next"/>
+              <w:color w:val="5A5F66"/>
+              <w:sz w:val="15"/>
+              <w:szCs w:val="15"/>
+            </w:rPr>
+            <w:t xml:space="preserve">1</w:t>
+          </w:r>
+          <w:r>
+            <w:rPr>
+              <w:rFonts w:ascii="Avenir Next" w:hAnsi="Avenir Next" w:cs="Avenir Next" w:eastAsia="Avenir Next"/>
+              <w:color w:val="5A5F66"/>
+              <w:sz w:val="15"/>
+              <w:szCs w:val="15"/>
+            </w:rPr>
+            <w:fldChar w:fldCharType="end"/>
           </w:r>
         </w:p>
       </w:tc>
@@ -5006,5 +5116,23 @@
       </w:tblCellMar>
     </w:tblPr>
   </w:style>
+  <w:style w:type="paragraph" w:styleId="Heading1">
+    <w:name w:val="heading 1"/>
+    <w:basedOn w:val="Normal"/>
+    <w:pPr>
+      <w:outlineLvl w:val="0"/>
+      <w:keepNext w:val="0"/>
+      <w:keepLines w:val="0"/>
+    </w:pPr>
+  </w:style>
+  <w:style w:type="paragraph" w:styleId="Heading2">
+    <w:name w:val="heading 2"/>
+    <w:basedOn w:val="Normal"/>
+    <w:pPr>
+      <w:outlineLvl w:val="1"/>
+      <w:keepNext w:val="0"/>
+      <w:keepLines w:val="0"/>
+    </w:pPr>
+  </w:style>
 </w:styles>
 </file>